--- a/CV-for-ATS.docx
+++ b/CV-for-ATS.docx
@@ -199,6 +199,101 @@
     </w:p>
     <w:p>
       <w:r>
+        <w:t>Knowledge Management Specialist</w:t>
+      </w:r>
+      <w:r>
+        <w:br/>
+      </w:r>
+      <w:r>
+        <w:t>June 2025 – Oct 2025</w:t>
+      </w:r>
+    </w:p>
+    <w:p>
+      <w:r>
+        <w:t>Responsibilities</w:t>
+      </w:r>
+    </w:p>
+    <w:p>
+      <w:r>
+        <w:t>Leading a team of two Technical Writers and one Education Manager</w:t>
+      </w:r>
+      <w:r>
+        <w:br/>
+        <w:t>Building a new Docs as Code technical documentation</w:t>
+      </w:r>
+      <w:r>
+        <w:br/>
+        <w:t>Building a corporate portal for resellers</w:t>
+      </w:r>
+    </w:p>
+    <w:p>
+      <w:r>
+        <w:t>Key Results</w:t>
+      </w:r>
+    </w:p>
+    <w:p>
+      <w:r>
+        <w:t>New Docs as Code documentation system based on Antora</w:t>
+      </w:r>
+      <w:r>
+        <w:br/>
+      </w:r>
+      <w:r>
+        <w:t>High-quality product documentation</w:t>
+      </w:r>
+      <w:r>
+        <w:t xml:space="preserve"> </w:t>
+      </w:r>
+      <w:r>
+        <w:t xml:space="preserve">articles </w:t>
+      </w:r>
+      <w:r>
+        <w:t xml:space="preserve">and materials for resellers </w:t>
+      </w:r>
+      <w:r>
+        <w:t xml:space="preserve">made under my supervision. Examples: </w:t>
+      </w:r>
+      <w:r>
+        <w:rPr>
+          <w:rFonts w:ascii="MS Gothic" w:eastAsia="MS Gothic" w:hAnsi="MS Gothic" w:cs="MS Gothic" w:hint="eastAsia"/>
+        </w:rPr>
+        <w:t> +</w:t>
+      </w:r>
+      <w:r>
+        <w:t xml:space="preserve"> </w:t>
+      </w:r>
+      <w:r>
+        <w:br/>
+      </w:r>
+      <w:hyperlink r:id="rId6" w:history="1">
+        <w:r>
+          <w:rPr>
+            <w:rStyle w:val="Hyperlink"/>
+          </w:rPr>
+          <w:t>Integration Schemes</w:t>
+        </w:r>
+      </w:hyperlink>
+      <w:r>
+        <w:br/>
+      </w:r>
+      <w:hyperlink r:id="rId7" w:history="1">
+        <w:r>
+          <w:rPr>
+            <w:rStyle w:val="Hyperlink"/>
+          </w:rPr>
+          <w:t>Load Balancing</w:t>
+        </w:r>
+      </w:hyperlink>
+    </w:p>
+    <w:p>
+      <w:r>
+        <w:t>Role</w:t>
+      </w:r>
+    </w:p>
+    <w:p>
+      <w:r>
+        <w:lastRenderedPageBreak/>
         <w:t>Sabbatical year</w:t>
       </w:r>
       <w:r>
@@ -245,7 +340,7 @@
       <w:r>
         <w:t xml:space="preserve">: </w:t>
       </w:r>
-      <w:hyperlink r:id="rId6" w:history="1">
+      <w:hyperlink r:id="rId8" w:history="1">
         <w:r>
           <w:rPr>
             <w:rStyle w:val="Hyperlink"/>
@@ -279,7 +374,7 @@
       </w:r>
     </w:p>
     <w:p>
-      <w:hyperlink r:id="rId7" w:history="1">
+      <w:hyperlink r:id="rId9" w:history="1">
         <w:r>
           <w:rPr>
             <w:rStyle w:val="Hyperlink"/>
@@ -317,7 +412,7 @@
           <w:rFonts w:ascii="MS Gothic" w:eastAsia="MS Gothic" w:hAnsi="MS Gothic" w:cs="MS Gothic"/>
         </w:rPr>
       </w:pPr>
-      <w:hyperlink r:id="rId8" w:history="1">
+      <w:hyperlink r:id="rId10" w:history="1">
         <w:r>
           <w:rPr>
             <w:rStyle w:val="Hyperlink"/>
@@ -351,7 +446,7 @@
       </w:r>
     </w:p>
     <w:p>
-      <w:hyperlink r:id="rId9" w:history="1">
+      <w:hyperlink r:id="rId11" w:history="1">
         <w:r>
           <w:rPr>
             <w:rStyle w:val="Hyperlink"/>
@@ -377,7 +472,7 @@
       <w:pPr>
         <w:jc w:val="both"/>
       </w:pPr>
-      <w:hyperlink r:id="rId10" w:history="1">
+      <w:hyperlink r:id="rId12" w:history="1">
         <w:r>
           <w:rPr>
             <w:rStyle w:val="Hyperlink"/>
@@ -398,7 +493,7 @@
       </w:r>
     </w:p>
     <w:p>
-      <w:hyperlink r:id="rId11" w:history="1">
+      <w:hyperlink r:id="rId13" w:history="1">
         <w:r>
           <w:rPr>
             <w:rStyle w:val="Hyperlink"/>
@@ -483,7 +578,11 @@
       </w:r>
       <w:r>
         <w:br/>
-        <w:t>Established and managed the interaction with product marketing, product, sales, and technical support teams</w:t>
+        <w:t xml:space="preserve">Established and managed the interaction with product marketing, product, sales, and </w:t>
+      </w:r>
+      <w:r>
+        <w:lastRenderedPageBreak/>
+        <w:t>technical support teams</w:t>
       </w:r>
       <w:r>
         <w:br/>
@@ -565,7 +664,7 @@
         <w:br/>
         <w:t xml:space="preserve">Content that meets high standards. Feel free to judge the quality yourself: </w:t>
       </w:r>
-      <w:hyperlink r:id="rId12" w:history="1">
+      <w:hyperlink r:id="rId14" w:history="1">
         <w:r>
           <w:rPr>
             <w:rStyle w:val="Hyperlink"/>
@@ -581,26 +680,565 @@
     </w:p>
     <w:p>
       <w:r>
+        <w:t>Lead Technical Writer</w:t>
+      </w:r>
+      <w:r>
+        <w:rPr>
+          <w:rFonts w:ascii="MS Gothic" w:eastAsia="MS Gothic" w:hAnsi="MS Gothic" w:cs="MS Gothic" w:hint="eastAsia"/>
+        </w:rPr>
+        <w:t> +</w:t>
+      </w:r>
+      <w:r>
+        <w:t>(promotion)</w:t>
+      </w:r>
+      <w:r>
+        <w:br/>
+        <w:t>Gcore</w:t>
+      </w:r>
+      <w:r>
+        <w:br/>
+        <w:t>Aug 2021 – May 2022</w:t>
+      </w:r>
+    </w:p>
+    <w:p>
+      <w:r>
+        <w:t>Responsibilities</w:t>
+      </w:r>
+    </w:p>
+    <w:p>
+      <w:r>
+        <w:t>Led the team of 4 technical writers</w:t>
+      </w:r>
+      <w:r>
+        <w:br/>
+        <w:t>Developed content standards for the product documentation</w:t>
+      </w:r>
+      <w:r>
+        <w:br/>
+        <w:t xml:space="preserve">Supervised the creation of high-quality product documentation articles, UX texts, and technical notification emails. </w:t>
+      </w:r>
+      <w:r>
+        <w:br/>
+        <w:t>Managed the creation of a new Docs-as-Code product documentation system</w:t>
+      </w:r>
+      <w:r>
+        <w:br/>
+        <w:t>Initiated and managed the connection of Google Analytics for the product documentation</w:t>
+      </w:r>
+      <w:r>
+        <w:br/>
+        <w:t>Managed the interaction between the technical writer team, technical support department, and product teams</w:t>
+      </w:r>
+      <w:r>
+        <w:br/>
+        <w:t>Developed a training program for new team members</w:t>
+      </w:r>
+    </w:p>
+    <w:p>
+      <w:r>
+        <w:t>Key Results</w:t>
+      </w:r>
+    </w:p>
+    <w:p>
+      <w:r>
+        <w:t>Documentation user satisfaction rate:</w:t>
+      </w:r>
+      <w:r>
+        <w:rPr>
+          <w:rFonts w:ascii="MS Gothic" w:eastAsia="MS Gothic" w:hAnsi="MS Gothic" w:cs="MS Gothic" w:hint="eastAsia"/>
+        </w:rPr>
+        <w:t> +</w:t>
+      </w:r>
+      <w:r>
+        <w:t xml:space="preserve"> 51% likes growth</w:t>
+      </w:r>
+      <w:r>
+        <w:rPr>
+          <w:rFonts w:ascii="MS Gothic" w:eastAsia="MS Gothic" w:hAnsi="MS Gothic" w:cs="MS Gothic" w:hint="eastAsia"/>
+        </w:rPr>
+        <w:t> +</w:t>
+      </w:r>
+      <w:r>
+        <w:t xml:space="preserve"> 15% dislikes decrease</w:t>
+      </w:r>
+      <w:r>
+        <w:br/>
+        <w:t>New product documentation with Docs-as-Code approach and improved UX.</w:t>
+      </w:r>
+      <w:r>
+        <w:rPr>
+          <w:rFonts w:ascii="MS Gothic" w:eastAsia="MS Gothic" w:hAnsi="MS Gothic" w:cs="MS Gothic" w:hint="eastAsia"/>
+        </w:rPr>
+        <w:t> +</w:t>
+      </w:r>
+      <w:r>
+        <w:t xml:space="preserve"> Compare: </w:t>
+      </w:r>
+      <w:hyperlink r:id="rId15" w:history="1">
+        <w:r>
+          <w:rPr>
+            <w:rStyle w:val="Hyperlink"/>
+          </w:rPr>
+          <w:t>Old vs. new docum</w:t>
+        </w:r>
+        <w:r>
+          <w:rPr>
+            <w:rStyle w:val="Hyperlink"/>
+          </w:rPr>
+          <w:t>e</w:t>
+        </w:r>
+        <w:r>
+          <w:rPr>
+            <w:rStyle w:val="Hyperlink"/>
+          </w:rPr>
+          <w:t>ntation</w:t>
+        </w:r>
+      </w:hyperlink>
+      <w:r>
+        <w:br/>
+        <w:t>High-quality product documentation articles made under my supervision. Examples:</w:t>
+      </w:r>
+      <w:r>
+        <w:rPr>
+          <w:rFonts w:ascii="MS Gothic" w:eastAsia="MS Gothic" w:hAnsi="MS Gothic" w:cs="MS Gothic" w:hint="eastAsia"/>
+        </w:rPr>
+        <w:t> +</w:t>
+      </w:r>
+      <w:r>
+        <w:t xml:space="preserve"> </w:t>
+      </w:r>
+      <w:hyperlink r:id="rId16" w:history="1">
+        <w:r>
+          <w:rPr>
+            <w:rStyle w:val="Hyperlink"/>
+          </w:rPr>
+          <w:t>Create a PVC and bind to a pod</w:t>
+        </w:r>
+      </w:hyperlink>
+      <w:r>
+        <w:rPr>
+          <w:rFonts w:ascii="MS Gothic" w:eastAsia="MS Gothic" w:hAnsi="MS Gothic" w:cs="MS Gothic" w:hint="eastAsia"/>
+        </w:rPr>
+        <w:t> +</w:t>
+      </w:r>
+      <w:r>
+        <w:rPr>
+          <w:rFonts w:ascii="MS Gothic" w:eastAsia="MS Gothic" w:hAnsi="MS Gothic" w:cs="MS Gothic"/>
+        </w:rPr>
+        <w:br/>
+      </w:r>
+      <w:hyperlink r:id="rId17" w:history="1">
+        <w:r>
+          <w:rPr>
+            <w:rStyle w:val="Hyperlink"/>
+          </w:rPr>
+          <w:t>About Image stack</w:t>
+        </w:r>
+      </w:hyperlink>
+      <w:r>
+        <w:rPr>
+          <w:rFonts w:ascii="MS Gothic" w:eastAsia="MS Gothic" w:hAnsi="MS Gothic" w:cs="MS Gothic" w:hint="eastAsia"/>
+        </w:rPr>
+        <w:t> +</w:t>
+      </w:r>
+      <w:r>
+        <w:rPr>
+          <w:rFonts w:ascii="MS Gothic" w:eastAsia="MS Gothic" w:hAnsi="MS Gothic" w:cs="MS Gothic"/>
+        </w:rPr>
+        <w:br/>
+      </w:r>
+      <w:hyperlink r:id="rId18" w:history="1">
+        <w:r>
+          <w:rPr>
+            <w:rStyle w:val="Hyperlink"/>
+          </w:rPr>
+          <w:t>About Function as a Service</w:t>
+        </w:r>
+      </w:hyperlink>
+      <w:r>
+        <w:br/>
+      </w:r>
+      <w:r>
+        <w:t>Google Analytics tracking for the product documentation</w:t>
+      </w:r>
+      <w:r>
+        <w:br/>
+        <w:t>SEO optimization workflow for the articles produced by technical writers</w:t>
+      </w:r>
+    </w:p>
+    <w:p>
+      <w:r>
+        <w:t>Role</w:t>
+      </w:r>
+    </w:p>
+    <w:p>
+      <w:r>
+        <w:t>Technical Writer</w:t>
+      </w:r>
+      <w:r>
+        <w:br/>
+        <w:t>Gcore</w:t>
+      </w:r>
+      <w:r>
+        <w:br/>
+        <w:t>Fev 2021 – July 2021</w:t>
+      </w:r>
+    </w:p>
+    <w:p>
+      <w:r>
+        <w:t>Responsibilities</w:t>
+      </w:r>
+    </w:p>
+    <w:p>
+      <w:r>
+        <w:t>Created product documentation for the following products:</w:t>
+      </w:r>
+    </w:p>
+    <w:p>
+      <w:r>
+        <w:t>Virtual Machines</w:t>
+      </w:r>
+      <w:r>
+        <w:br/>
+        <w:t>Bare Metal</w:t>
+      </w:r>
+      <w:r>
+        <w:br/>
+        <w:t>Managed Kubernetes</w:t>
+      </w:r>
+      <w:r>
+        <w:br/>
+        <w:t>Load Balancers</w:t>
+      </w:r>
+      <w:r>
+        <w:br/>
+        <w:t>Hosting</w:t>
+      </w:r>
+      <w:r>
+        <w:br/>
+        <w:t>Managed Logging</w:t>
+      </w:r>
+      <w:r>
+        <w:br/>
+        <w:t>DNS Hosting</w:t>
+      </w:r>
+      <w:r>
+        <w:br/>
+        <w:t>AI Infrastructure</w:t>
+      </w:r>
+    </w:p>
+    <w:p>
+      <w:r>
+        <w:t>Wrote UX texts and technical notification emails</w:t>
+      </w:r>
+      <w:r>
+        <w:br/>
+        <w:t>Initiated and executed the optimization of the customer support chatbot</w:t>
+      </w:r>
+    </w:p>
+    <w:p>
+      <w:r>
+        <w:t>Key Results</w:t>
+      </w:r>
+    </w:p>
+    <w:p>
+      <w:r>
+        <w:t>Helpful product documentation articles. Examples:</w:t>
+      </w:r>
+      <w:r>
+        <w:rPr>
+          <w:rFonts w:ascii="MS Gothic" w:eastAsia="MS Gothic" w:hAnsi="MS Gothic" w:cs="MS Gothic" w:hint="eastAsia"/>
+        </w:rPr>
+        <w:t> +</w:t>
+      </w:r>
+      <w:r>
+        <w:t xml:space="preserve"> </w:t>
+      </w:r>
+      <w:r>
+        <w:br/>
+      </w:r>
+      <w:hyperlink r:id="rId19" w:history="1">
+        <w:r>
+          <w:rPr>
+            <w:rStyle w:val="Hyperlink"/>
+          </w:rPr>
+          <w:t>Install GUI (desktop environment) on</w:t>
+        </w:r>
+        <w:r>
+          <w:rPr>
+            <w:rStyle w:val="Hyperlink"/>
+            <w:rFonts w:ascii="MS Gothic" w:eastAsia="MS Gothic" w:hAnsi="MS Gothic" w:cs="MS Gothic"/>
+          </w:rPr>
+          <w:t xml:space="preserve"> </w:t>
+        </w:r>
+        <w:r>
+          <w:rPr>
+            <w:rStyle w:val="Hyperlink"/>
+          </w:rPr>
+          <w:t>Ubuntu, CentOS, and Debian</w:t>
+        </w:r>
+      </w:hyperlink>
+      <w:r>
+        <w:rPr>
+          <w:rFonts w:ascii="MS Gothic" w:eastAsia="MS Gothic" w:hAnsi="MS Gothic" w:cs="MS Gothic" w:hint="eastAsia"/>
+        </w:rPr>
+        <w:t> +</w:t>
+      </w:r>
+      <w:r>
+        <w:t xml:space="preserve"> </w:t>
+      </w:r>
+      <w:r>
+        <w:br/>
+      </w:r>
+      <w:hyperlink r:id="rId20" w:history="1">
+        <w:r>
+          <w:rPr>
+            <w:rStyle w:val="Hyperlink"/>
+          </w:rPr>
+          <w:t>About Secure Token</w:t>
+        </w:r>
+      </w:hyperlink>
+      <w:r>
+        <w:rPr>
+          <w:rFonts w:ascii="MS Gothic" w:eastAsia="MS Gothic" w:hAnsi="MS Gothic" w:cs="MS Gothic" w:hint="eastAsia"/>
+        </w:rPr>
+        <w:t> +</w:t>
+      </w:r>
+      <w:r>
+        <w:t xml:space="preserve"> </w:t>
+      </w:r>
+      <w:r>
+        <w:br/>
+      </w:r>
+      <w:hyperlink r:id="rId21" w:history="1">
+        <w:r>
+          <w:rPr>
+            <w:rStyle w:val="Hyperlink"/>
+          </w:rPr>
+          <w:t>About DDoS Protection</w:t>
+        </w:r>
+      </w:hyperlink>
+      <w:r>
+        <w:br/>
+      </w:r>
+      <w:r>
+        <w:t>Increase in the number of requests resolved by the chatbot:</w:t>
+      </w:r>
+      <w:r>
+        <w:rPr>
+          <w:rFonts w:ascii="MS Gothic" w:eastAsia="MS Gothic" w:hAnsi="MS Gothic" w:cs="MS Gothic"/>
+        </w:rPr>
+        <w:t xml:space="preserve"> </w:t>
+      </w:r>
+      <w:r>
+        <w:t>Growth from 2% to 10%</w:t>
+      </w:r>
+    </w:p>
+    <w:p>
+      <w:r>
+        <w:t>Role</w:t>
+      </w:r>
+    </w:p>
+    <w:p>
+      <w:r>
+        <w:t>Senior Content Editor</w:t>
+      </w:r>
+      <w:r>
+        <w:br/>
+        <w:t>Prof-IT</w:t>
+      </w:r>
+      <w:r>
+        <w:br/>
+        <w:t>Apr 2020 – Dec 2020</w:t>
+      </w:r>
+    </w:p>
+    <w:p>
+      <w:r>
+        <w:t>Responsibilities</w:t>
+      </w:r>
+    </w:p>
+    <w:p>
+      <w:r>
+        <w:t>Managed two copywriters</w:t>
+      </w:r>
+      <w:r>
+        <w:br/>
+        <w:t>Edited the texts produced by the copywriters and the marketing specialist</w:t>
+      </w:r>
+      <w:r>
+        <w:br/>
+      </w:r>
+      <w:r>
         <w:lastRenderedPageBreak/>
-        <w:t>Lead Technical Writer</w:t>
-      </w:r>
-      <w:r>
-        <w:rPr>
-          <w:rFonts w:ascii="MS Gothic" w:eastAsia="MS Gothic" w:hAnsi="MS Gothic" w:cs="MS Gothic" w:hint="eastAsia"/>
-        </w:rPr>
-        <w:t> -</w:t>
-      </w:r>
-      <w:r>
-        <w:t>(promotion)</w:t>
-      </w:r>
-      <w:r>
-        <w:br/>
-        <w:t>Gcore</w:t>
-      </w:r>
-      <w:r>
-        <w:br/>
-        <w:t>Aug 2021 – May 2022</w:t>
+        <w:t>Wrote email newsletters, marketing articles, presentation texts, and landing page texts</w:t>
+      </w:r>
+      <w:r>
+        <w:br/>
+        <w:t>Managed the company’s social networks</w:t>
+      </w:r>
+      <w:r>
+        <w:br/>
+        <w:t>Found new platforms for posting content, negotiated with the media</w:t>
+      </w:r>
+      <w:r>
+        <w:br/>
+        <w:t>Analyzed content effectiveness</w:t>
+      </w:r>
+      <w:r>
+        <w:br/>
+        <w:t>Initiated improvement of the current company content</w:t>
+      </w:r>
+      <w:r>
+        <w:br/>
+        <w:t>Reworked the current main page of the company website</w:t>
+      </w:r>
+    </w:p>
+    <w:p>
+      <w:r>
+        <w:t>Key Results</w:t>
+      </w:r>
+    </w:p>
+    <w:p>
+      <w:r>
+        <w:t xml:space="preserve">28% conversion rate increase for the landing page according to A/B tests. Feel free the result yourself: </w:t>
+      </w:r>
+      <w:r>
+        <w:rPr>
+          <w:rFonts w:ascii="MS Gothic" w:eastAsia="MS Gothic" w:hAnsi="MS Gothic" w:cs="MS Gothic" w:hint="eastAsia"/>
+        </w:rPr>
+        <w:t> +</w:t>
+      </w:r>
+      <w:r>
+        <w:t xml:space="preserve"> </w:t>
+      </w:r>
+      <w:r>
+        <w:br/>
+      </w:r>
+      <w:hyperlink r:id="rId22" w:history="1">
+        <w:r>
+          <w:rPr>
+            <w:rStyle w:val="Hyperlink"/>
+          </w:rPr>
+          <w:t>Old landing page</w:t>
+        </w:r>
+      </w:hyperlink>
+      <w:r>
+        <w:rPr>
+          <w:rFonts w:ascii="MS Gothic" w:eastAsia="MS Gothic" w:hAnsi="MS Gothic" w:cs="MS Gothic" w:hint="eastAsia"/>
+        </w:rPr>
+        <w:t> +</w:t>
+      </w:r>
+      <w:r>
+        <w:t xml:space="preserve"> </w:t>
+      </w:r>
+      <w:r>
+        <w:br/>
+      </w:r>
+      <w:hyperlink r:id="rId23" w:history="1">
+        <w:r>
+          <w:rPr>
+            <w:rStyle w:val="Hyperlink"/>
+          </w:rPr>
+          <w:t>New landing page</w:t>
+        </w:r>
+      </w:hyperlink>
+      <w:r>
+        <w:br/>
+        <w:t>Media coverage achieved by publishing articles on behalf of the company. Examples:</w:t>
+      </w:r>
+      <w:r>
+        <w:rPr>
+          <w:rFonts w:ascii="MS Gothic" w:eastAsia="MS Gothic" w:hAnsi="MS Gothic" w:cs="MS Gothic" w:hint="eastAsia"/>
+        </w:rPr>
+        <w:t> +</w:t>
+      </w:r>
+      <w:r>
+        <w:t xml:space="preserve"> </w:t>
+      </w:r>
+      <w:r>
+        <w:br/>
+      </w:r>
+      <w:hyperlink r:id="rId24" w:history="1">
+        <w:r>
+          <w:rPr>
+            <w:rStyle w:val="Hyperlink"/>
+          </w:rPr>
+          <w:t>A Speaker with a Cute Lisp: How to Set Up a Voice</w:t>
+        </w:r>
+        <w:r>
+          <w:rPr>
+            <w:rStyle w:val="Hyperlink"/>
+            <w:rFonts w:ascii="MS Gothic" w:eastAsia="MS Gothic" w:hAnsi="MS Gothic" w:cs="MS Gothic"/>
+          </w:rPr>
+          <w:t> +</w:t>
+        </w:r>
+        <w:r>
+          <w:rPr>
+            <w:rStyle w:val="Hyperlink"/>
+          </w:rPr>
+          <w:t>Robot So That It Is Not Recognized as a Machine</w:t>
+        </w:r>
+      </w:hyperlink>
+      <w:r>
+        <w:rPr>
+          <w:rFonts w:ascii="MS Gothic" w:eastAsia="MS Gothic" w:hAnsi="MS Gothic" w:cs="MS Gothic" w:hint="eastAsia"/>
+        </w:rPr>
+        <w:t> +</w:t>
+      </w:r>
+      <w:r>
+        <w:t xml:space="preserve"> </w:t>
+      </w:r>
+      <w:r>
+        <w:br/>
+      </w:r>
+      <w:hyperlink r:id="rId25" w:history="1">
+        <w:r>
+          <w:rPr>
+            <w:rStyle w:val="Hyperlink"/>
+          </w:rPr>
+          <w:t>No Kickbacks, No Connections: How to WinTenders Fairly</w:t>
+        </w:r>
+      </w:hyperlink>
+    </w:p>
+    <w:p>
+      <w:r>
+        <w:t>New format for case studies and company presentations developed by me</w:t>
+      </w:r>
+      <w:r>
+        <w:br/>
+      </w:r>
+    </w:p>
+    <w:p>
+      <w:r>
+        <w:t>Role</w:t>
+      </w:r>
+    </w:p>
+    <w:p>
+      <w:r>
+        <w:t>Copywriter</w:t>
+      </w:r>
+      <w:r>
+        <w:br/>
+        <w:t>Roistat</w:t>
+      </w:r>
+      <w:r>
+        <w:br/>
+        <w:t>Sept 2019 – Mar 2020</w:t>
       </w:r>
     </w:p>
     <w:p>
@@ -610,31 +1248,28 @@
     </w:p>
     <w:p>
       <w:r>
-        <w:t>Led the team of 4 technical writers</w:t>
-      </w:r>
-      <w:r>
-        <w:br/>
-        <w:t>Developed content standards for the product documentation</w:t>
-      </w:r>
-      <w:r>
-        <w:br/>
-        <w:t xml:space="preserve">Supervised the creation of high-quality product documentation articles, UX texts, and technical notification emails. </w:t>
-      </w:r>
-      <w:r>
-        <w:br/>
-        <w:t>Managed the creation of a new Docs-as-Code product documentation system</w:t>
-      </w:r>
-      <w:r>
-        <w:br/>
-        <w:t>Initiated and managed the connection of Google Analytics for the product documentation</w:t>
-      </w:r>
-      <w:r>
-        <w:br/>
-        <w:t>Managed the interaction between the technical writer team, technical support department, and product teams</w:t>
-      </w:r>
-      <w:r>
-        <w:br/>
-        <w:t>Developed a training program for new team members</w:t>
+        <w:t>Wrote marketing content about analytics and analytics systems:</w:t>
+      </w:r>
+    </w:p>
+    <w:p>
+      <w:r>
+        <w:t>Blog articles</w:t>
+      </w:r>
+      <w:r>
+        <w:br/>
+        <w:t>How-to guides</w:t>
+      </w:r>
+      <w:r>
+        <w:br/>
+        <w:t>Copy for landing pages</w:t>
+      </w:r>
+      <w:r>
+        <w:br/>
+        <w:t>Posts for social media</w:t>
+      </w:r>
+      <w:r>
+        <w:br/>
+        <w:t>Email marketing sequences</w:t>
       </w:r>
     </w:p>
     <w:p>
@@ -643,54 +1278,25 @@
       </w:r>
     </w:p>
     <w:p>
-      <w:r>
-        <w:t>Documentation user satisfaction rate:</w:t>
-      </w:r>
-      <w:r>
-        <w:rPr>
-          <w:rFonts w:ascii="MS Gothic" w:eastAsia="MS Gothic" w:hAnsi="MS Gothic" w:cs="MS Gothic" w:hint="eastAsia"/>
-        </w:rPr>
-        <w:t> -</w:t>
-      </w:r>
-      <w:r>
-        <w:t xml:space="preserve"> 51% likes growth</w:t>
-      </w:r>
-      <w:r>
-        <w:rPr>
-          <w:rFonts w:ascii="MS Gothic" w:eastAsia="MS Gothic" w:hAnsi="MS Gothic" w:cs="MS Gothic" w:hint="eastAsia"/>
-        </w:rPr>
-        <w:t> -</w:t>
-      </w:r>
-      <w:r>
-        <w:t xml:space="preserve"> 15% dislikes decrease</w:t>
-      </w:r>
-      <w:r>
-        <w:br/>
-        <w:t>New product documentation with Docs-as-Code approach and improved UX.</w:t>
-      </w:r>
-      <w:r>
-        <w:rPr>
-          <w:rFonts w:ascii="MS Gothic" w:eastAsia="MS Gothic" w:hAnsi="MS Gothic" w:cs="MS Gothic" w:hint="eastAsia"/>
-        </w:rPr>
-        <w:t> -</w:t>
-      </w:r>
-      <w:r>
-        <w:t xml:space="preserve"> Compare: </w:t>
-      </w:r>
-      <w:hyperlink r:id="rId13" w:history="1">
-        <w:r>
-          <w:rPr>
-            <w:rStyle w:val="Hyperlink"/>
-          </w:rPr>
-          <w:t>Old vs. new documentation</w:t>
-        </w:r>
-      </w:hyperlink>
-      <w:r>
-        <w:br/>
-        <w:t>High-quality product documentation articles made under my supervision. Examples:</w:t>
+      <w:pPr>
+        <w:rPr>
+          <w:rFonts w:ascii="MS Gothic" w:eastAsia="MS Gothic" w:hAnsi="MS Gothic" w:cs="MS Gothic"/>
+        </w:rPr>
+      </w:pPr>
+      <w:r>
+        <w:t xml:space="preserve">High-quality marketing content about analytics and analytics systems. </w:t>
+      </w:r>
+      <w:r>
+        <w:rPr>
+          <w:rFonts w:ascii="MS Gothic" w:eastAsia="MS Gothic" w:hAnsi="MS Gothic" w:cs="MS Gothic" w:hint="eastAsia"/>
+        </w:rPr>
+        <w:t> +</w:t>
+      </w:r>
+    </w:p>
+    <w:p>
+      <w:r>
+        <w:t>Examples:</w:t>
       </w:r>
       <w:r>
         <w:rPr>
@@ -702,12 +1308,154 @@
       <w:r>
         <w:t xml:space="preserve"> </w:t>
       </w:r>
-      <w:hyperlink r:id="rId14" w:history="1">
-        <w:r>
-          <w:rPr>
-            <w:rStyle w:val="Hyperlink"/>
-          </w:rPr>
-          <w:t>Create a PVC and bind to a pod</w:t>
+      <w:r>
+        <w:br/>
+      </w:r>
+      <w:hyperlink r:id="rId26" w:history="1">
+        <w:r>
+          <w:rPr>
+            <w:rStyle w:val="Hyperlink"/>
+          </w:rPr>
+          <w:t>How to Evaluate User Behavior and Website Traffic</w:t>
+        </w:r>
+      </w:hyperlink>
+      <w:r>
+        <w:rPr>
+          <w:rFonts w:ascii="MS Gothic" w:eastAsia="MS Gothic" w:hAnsi="MS Gothic" w:cs="MS Gothic" w:hint="eastAsia"/>
+        </w:rPr>
+        <w:t> +</w:t>
+      </w:r>
+      <w:r>
+        <w:t xml:space="preserve"> </w:t>
+      </w:r>
+      <w:r>
+        <w:br/>
+      </w:r>
+      <w:hyperlink r:id="rId27" w:history="1">
+        <w:r>
+          <w:rPr>
+            <w:rStyle w:val="Hyperlink"/>
+          </w:rPr>
+          <w:t>Analysis of Contextual Advertising in Yandex.Direct</w:t>
+        </w:r>
+      </w:hyperlink>
+      <w:r>
+        <w:rPr>
+          <w:rFonts w:ascii="MS Gothic" w:eastAsia="MS Gothic" w:hAnsi="MS Gothic" w:cs="MS Gothic" w:hint="eastAsia"/>
+        </w:rPr>
+        <w:t> +</w:t>
+      </w:r>
+      <w:r>
+        <w:t xml:space="preserve"> </w:t>
+      </w:r>
+      <w:r>
+        <w:br/>
+      </w:r>
+      <w:hyperlink r:id="rId28" w:history="1">
+        <w:r>
+          <w:rPr>
+            <w:rStyle w:val="Hyperlink"/>
+          </w:rPr>
+          <w:t>Roistat Updates for February 2020</w:t>
+        </w:r>
+      </w:hyperlink>
+    </w:p>
+    <w:p>
+      <w:r>
+        <w:t>Role</w:t>
+      </w:r>
+    </w:p>
+    <w:p>
+      <w:r>
+        <w:t>Translator</w:t>
+      </w:r>
+      <w:r>
+        <w:br/>
+        <w:t>Awdee</w:t>
+      </w:r>
+      <w:r>
+        <w:br/>
+        <w:t>Dec 2018 – June 2019</w:t>
+      </w:r>
+    </w:p>
+    <w:p>
+      <w:r>
+        <w:t>Responsibilities</w:t>
+      </w:r>
+    </w:p>
+    <w:p>
+      <w:r>
+        <w:t>Translated articles and videos about UX/UI design for a non-English speaking audience</w:t>
+      </w:r>
+      <w:r>
+        <w:br/>
+        <w:t>Edited the resulting texts to improve the readability of the source articles and adapt them for the audience</w:t>
+      </w:r>
+    </w:p>
+    <w:p>
+      <w:r>
+        <w:t>Key Results</w:t>
+      </w:r>
+    </w:p>
+    <w:p>
+      <w:r>
+        <w:t>Insightful materials for design professionals. Examples:</w:t>
+      </w:r>
+      <w:r>
+        <w:rPr>
+          <w:rFonts w:ascii="MS Gothic" w:eastAsia="MS Gothic" w:hAnsi="MS Gothic" w:cs="MS Gothic" w:hint="eastAsia"/>
+        </w:rPr>
+        <w:t> +</w:t>
+      </w:r>
+      <w:r>
+        <w:t xml:space="preserve"> </w:t>
+      </w:r>
+      <w:r>
+        <w:br/>
+      </w:r>
+      <w:hyperlink r:id="rId29" w:history="1">
+        <w:r>
+          <w:rPr>
+            <w:rStyle w:val="Hyperlink"/>
+          </w:rPr>
+          <w:t>AI Will Replace Designers But It is Not Bad</w:t>
+        </w:r>
+      </w:hyperlink>
+      <w:r>
+        <w:rPr>
+          <w:rFonts w:ascii="MS Gothic" w:eastAsia="MS Gothic" w:hAnsi="MS Gothic" w:cs="MS Gothic" w:hint="eastAsia"/>
+        </w:rPr>
+        <w:t> +</w:t>
+      </w:r>
+      <w:r>
+        <w:t xml:space="preserve"> </w:t>
+      </w:r>
+      <w:r>
+        <w:br/>
+      </w:r>
+      <w:hyperlink r:id="rId30" w:history="1">
+        <w:r>
+          <w:rPr>
+            <w:rStyle w:val="Hyperlink"/>
+          </w:rPr>
+          <w:t>Color Management: What It Is and How to Set Up</w:t>
+        </w:r>
+        <w:r>
+          <w:rPr>
+            <w:rStyle w:val="Hyperlink"/>
+            <w:rFonts w:ascii="MS Gothic" w:eastAsia="MS Gothic" w:hAnsi="MS Gothic" w:cs="MS Gothic"/>
+          </w:rPr>
+          <w:t xml:space="preserve"> </w:t>
+        </w:r>
+        <w:r>
+          <w:rPr>
+            <w:rStyle w:val="Hyperlink"/>
+          </w:rPr>
+          <w:t>Your Tools</w:t>
         </w:r>
       </w:hyperlink>
       <w:r>
@@ -723,45 +1471,14 @@
         </w:rPr>
         <w:br/>
       </w:r>
-      <w:hyperlink r:id="rId15" w:history="1">
-        <w:r>
-          <w:rPr>
-            <w:rStyle w:val="Hyperlink"/>
-          </w:rPr>
-          <w:t>About Image stack</w:t>
-        </w:r>
-      </w:hyperlink>
-      <w:r>
-        <w:rPr>
-          <w:rFonts w:ascii="MS Gothic" w:eastAsia="MS Gothic" w:hAnsi="MS Gothic" w:cs="MS Gothic" w:hint="eastAsia"/>
-        </w:rPr>
-        <w:t> -</w:t>
-      </w:r>
-      <w:r>
-        <w:rPr>
-          <w:rFonts w:ascii="MS Gothic" w:eastAsia="MS Gothic" w:hAnsi="MS Gothic" w:cs="MS Gothic"/>
-        </w:rPr>
-        <w:br/>
-      </w:r>
-      <w:hyperlink r:id="rId16" w:history="1">
-        <w:r>
-          <w:rPr>
-            <w:rStyle w:val="Hyperlink"/>
-          </w:rPr>
-          <w:t>About Function as a Service</w:t>
-        </w:r>
-      </w:hyperlink>
-      <w:r>
-        <w:br/>
-      </w:r>
-      <w:r>
-        <w:t>Google Analytics tracking for the product documentation</w:t>
-      </w:r>
-      <w:r>
-        <w:br/>
-        <w:t>SEO optimization workflow for the articles produced by technical writers</w:t>
-      </w:r>
+      <w:hyperlink r:id="rId31" w:history="1">
+        <w:r>
+          <w:rPr>
+            <w:rStyle w:val="Hyperlink"/>
+          </w:rPr>
+          <w:t>Who Will Make the Next Billion Websites?</w:t>
+        </w:r>
+      </w:hyperlink>
     </w:p>
     <w:p>
       <w:r>
@@ -770,15 +1487,15 @@
     </w:p>
     <w:p>
       <w:r>
-        <w:t>Technical Writer</w:t>
-      </w:r>
-      <w:r>
-        <w:br/>
-        <w:t>Gcore</w:t>
-      </w:r>
-      <w:r>
-        <w:br/>
-        <w:t>Fev 2021 – July 2021</w:t>
+        <w:t>Article Author</w:t>
+      </w:r>
+      <w:r>
+        <w:br/>
+        <w:t>VC</w:t>
+      </w:r>
+      <w:r>
+        <w:br/>
+        <w:t>Aug. 2018 - June 2019</w:t>
       </w:r>
     </w:p>
     <w:p>
@@ -788,52 +1505,184 @@
     </w:p>
     <w:p>
       <w:r>
-        <w:t>Created product documentation for the following products:</w:t>
-      </w:r>
-    </w:p>
-    <w:p>
-      <w:r>
-        <w:t>Virtual Machines</w:t>
-      </w:r>
-      <w:r>
-        <w:br/>
-        <w:t>Bare Metal</w:t>
-      </w:r>
-      <w:r>
-        <w:br/>
-        <w:t>Managed Kubernetes</w:t>
-      </w:r>
-      <w:r>
-        <w:br/>
-        <w:t>Load Balancers</w:t>
-      </w:r>
-      <w:r>
-        <w:br/>
-      </w:r>
+        <w:t>Wrote articles about startups and UX/UI design</w:t>
+      </w:r>
+      <w:r>
+        <w:br/>
+        <w:t>Translated articles for a non-English speaking audience</w:t>
+      </w:r>
+    </w:p>
+    <w:p>
+      <w:r>
+        <w:t>Key Results</w:t>
+      </w:r>
+    </w:p>
+    <w:p>
+      <w:r>
+        <w:t>Engaging articles worth reading. Examples:</w:t>
+      </w:r>
+      <w:r>
+        <w:rPr>
+          <w:rFonts w:ascii="MS Gothic" w:eastAsia="MS Gothic" w:hAnsi="MS Gothic" w:cs="MS Gothic" w:hint="eastAsia"/>
+        </w:rPr>
+        <w:t> +</w:t>
+      </w:r>
+      <w:r>
+        <w:t xml:space="preserve"> </w:t>
+      </w:r>
+      <w:r>
+        <w:br/>
+      </w:r>
+      <w:hyperlink r:id="rId32" w:history="1">
+        <w:r>
+          <w:rPr>
+            <w:rStyle w:val="Hyperlink"/>
+          </w:rPr>
+          <w:t>Charge Your Phone Anywhere: Hourly Rental</w:t>
+        </w:r>
+        <w:r>
+          <w:rPr>
+            <w:rStyle w:val="Hyperlink"/>
+            <w:rFonts w:ascii="MS Gothic" w:eastAsia="MS Gothic" w:hAnsi="MS Gothic" w:cs="MS Gothic"/>
+          </w:rPr>
+          <w:t xml:space="preserve"> </w:t>
+        </w:r>
+        <w:r>
+          <w:rPr>
+            <w:rStyle w:val="Hyperlink"/>
+          </w:rPr>
+          <w:t>Service for Portable Batteries BattBox</w:t>
+        </w:r>
+      </w:hyperlink>
+      <w:r>
+        <w:rPr>
+          <w:rFonts w:ascii="MS Gothic" w:eastAsia="MS Gothic" w:hAnsi="MS Gothic" w:cs="MS Gothic" w:hint="eastAsia"/>
+        </w:rPr>
+        <w:t> +</w:t>
+      </w:r>
+      <w:r>
+        <w:t xml:space="preserve"> </w:t>
+      </w:r>
+      <w:r>
+        <w:br/>
+      </w:r>
+      <w:hyperlink r:id="rId33" w:history="1">
+        <w:r>
+          <w:rPr>
+            <w:rStyle w:val="Hyperlink"/>
+          </w:rPr>
+          <w:t>Like Amazon, Only Cheaper and with Slower</w:t>
+        </w:r>
+        <w:r>
+          <w:rPr>
+            <w:rStyle w:val="Hyperlink"/>
+            <w:rFonts w:ascii="MS Gothic" w:eastAsia="MS Gothic" w:hAnsi="MS Gothic" w:cs="MS Gothic"/>
+          </w:rPr>
+          <w:t xml:space="preserve"> </w:t>
+        </w:r>
+        <w:r>
+          <w:rPr>
+            <w:rStyle w:val="Hyperlink"/>
+          </w:rPr>
+          <w:t>Shipping – The Story of the Most Popular Shopping</w:t>
+        </w:r>
+        <w:r>
+          <w:rPr>
+            <w:rStyle w:val="Hyperlink"/>
+            <w:rFonts w:ascii="MS Gothic" w:eastAsia="MS Gothic" w:hAnsi="MS Gothic" w:cs="MS Gothic"/>
+          </w:rPr>
+          <w:t xml:space="preserve"> </w:t>
+        </w:r>
+        <w:r>
+          <w:rPr>
+            <w:rStyle w:val="Hyperlink"/>
+          </w:rPr>
+          <w:t>App Wish</w:t>
+        </w:r>
+      </w:hyperlink>
+      <w:r>
+        <w:rPr>
+          <w:rFonts w:ascii="MS Gothic" w:eastAsia="MS Gothic" w:hAnsi="MS Gothic" w:cs="MS Gothic" w:hint="eastAsia"/>
+        </w:rPr>
+        <w:t> +</w:t>
+      </w:r>
+      <w:r>
+        <w:t xml:space="preserve"> </w:t>
+      </w:r>
+      <w:r>
+        <w:br/>
+      </w:r>
+      <w:hyperlink r:id="rId34" w:history="1">
+        <w:r>
+          <w:rPr>
+            <w:rStyle w:val="Hyperlink"/>
+          </w:rPr>
+          <w:t>Make a Convenient Chat with Clients – 21 Design</w:t>
+        </w:r>
+        <w:r>
+          <w:rPr>
+            <w:rStyle w:val="Hyperlink"/>
+            <w:rFonts w:ascii="MS Gothic" w:eastAsia="MS Gothic" w:hAnsi="MS Gothic" w:cs="MS Gothic"/>
+          </w:rPr>
+          <w:t> +</w:t>
+        </w:r>
+        <w:r>
+          <w:rPr>
+            <w:rStyle w:val="Hyperlink"/>
+          </w:rPr>
+          <w:t xml:space="preserve"> Recommendations</w:t>
+        </w:r>
+      </w:hyperlink>
+    </w:p>
+    <w:p>
+      <w:r>
+        <w:t>Role</w:t>
+      </w:r>
+    </w:p>
+    <w:p>
       <w:r>
         <w:lastRenderedPageBreak/>
-        <w:t>Hosting</w:t>
-      </w:r>
-      <w:r>
-        <w:br/>
-        <w:t>Managed Logging</w:t>
-      </w:r>
-      <w:r>
-        <w:br/>
-        <w:t>DNS Hosting</w:t>
-      </w:r>
-      <w:r>
-        <w:br/>
-        <w:t>AI Infrastructure</w:t>
-      </w:r>
-    </w:p>
-    <w:p>
-      <w:r>
-        <w:t>Wrote UX texts and technical notification emails</w:t>
-      </w:r>
-      <w:r>
-        <w:br/>
-        <w:t>Initiated and executed the optimization of the customer support chatbot</w:t>
+        <w:t>Copywriter,</w:t>
+      </w:r>
+      <w:r>
+        <w:rPr>
+          <w:rFonts w:ascii="MS Gothic" w:eastAsia="MS Gothic" w:hAnsi="MS Gothic" w:cs="MS Gothic" w:hint="eastAsia"/>
+        </w:rPr>
+        <w:t> +</w:t>
+      </w:r>
+      <w:r>
+        <w:t>Naming Specialist</w:t>
+      </w:r>
+      <w:r>
+        <w:br/>
+        <w:t>Logomachine</w:t>
+      </w:r>
+      <w:r>
+        <w:br/>
+        <w:t>Feb. 2016 - Mar. 2018</w:t>
+      </w:r>
+    </w:p>
+    <w:p>
+      <w:r>
+        <w:t>Responsibilities</w:t>
+      </w:r>
+    </w:p>
+    <w:p>
+      <w:r>
+        <w:t>Wrote texts for client landing pages, booklets, and leaflets</w:t>
+      </w:r>
+      <w:r>
+        <w:br/>
+        <w:t>Wrote Logomachine’s case studies</w:t>
+      </w:r>
+      <w:r>
+        <w:br/>
+        <w:t>Created brand names for clients</w:t>
       </w:r>
     </w:p>
     <w:p>
@@ -843,7 +1692,7 @@
     </w:p>
     <w:p>
       <w:r>
-        <w:t>Helpful product documentation articles. Examples:</w:t>
+        <w:t>Case studies on successful designs. Examples:</w:t>
       </w:r>
       <w:r>
         <w:rPr>
@@ -858,25 +1707,12 @@
       <w:r>
         <w:br/>
       </w:r>
-      <w:hyperlink r:id="rId17" w:history="1">
-        <w:r>
-          <w:rPr>
-            <w:rStyle w:val="Hyperlink"/>
-          </w:rPr>
-          <w:t>Install GUI (desktop environment) on</w:t>
-        </w:r>
-        <w:r>
-          <w:rPr>
-            <w:rStyle w:val="Hyperlink"/>
-            <w:rFonts w:ascii="MS Gothic" w:eastAsia="MS Gothic" w:hAnsi="MS Gothic" w:cs="MS Gothic"/>
-          </w:rPr>
-          <w:t xml:space="preserve"> </w:t>
-        </w:r>
-        <w:r>
-          <w:rPr>
-            <w:rStyle w:val="Hyperlink"/>
-          </w:rPr>
-          <w:t>Ubuntu, CentOS, and Debian</w:t>
+      <w:hyperlink r:id="rId35" w:history="1">
+        <w:r>
+          <w:rPr>
+            <w:rStyle w:val="Hyperlink"/>
+          </w:rPr>
+          <w:t>Ouhlala</w:t>
         </w:r>
       </w:hyperlink>
       <w:r>
@@ -892,14 +1728,22 @@
       <w:r>
         <w:br/>
       </w:r>
-      <w:hyperlink r:id="rId18" w:history="1">
-        <w:r>
-          <w:rPr>
-            <w:rStyle w:val="Hyperlink"/>
-          </w:rPr>
-          <w:t>About Secure Token</w:t>
-        </w:r>
-      </w:hyperlink>
+      <w:hyperlink r:id="rId36" w:history="1">
+        <w:r>
+          <w:rPr>
+            <w:rStyle w:val="Hyperlink"/>
+          </w:rPr>
+          <w:t>Eazyway</w:t>
+        </w:r>
+      </w:hyperlink>
+      <w:r>
+        <w:br/>
+      </w:r>
+    </w:p>
+    <w:p>
+      <w:r>
+        <w:t>Naming for startups. Examples of original brand names I created:</w:t>
+      </w:r>
       <w:r>
         <w:rPr>
           <w:rFonts w:ascii="MS Gothic" w:eastAsia="MS Gothic" w:hAnsi="MS Gothic" w:cs="MS Gothic" w:hint="eastAsia"/>
@@ -913,770 +1757,28 @@
       <w:r>
         <w:br/>
       </w:r>
-      <w:hyperlink r:id="rId19" w:history="1">
-        <w:r>
-          <w:rPr>
-            <w:rStyle w:val="Hyperlink"/>
-          </w:rPr>
-          <w:t>About DDoS Protection</w:t>
-        </w:r>
-      </w:hyperlink>
-      <w:r>
-        <w:br/>
-      </w:r>
-      <w:r>
-        <w:t>Increase in the number of requests resolved by the chatbot:</w:t>
-      </w:r>
-      <w:r>
-        <w:rPr>
-          <w:rFonts w:ascii="MS Gothic" w:eastAsia="MS Gothic" w:hAnsi="MS Gothic" w:cs="MS Gothic"/>
-        </w:rPr>
+      <w:hyperlink r:id="rId37" w:history="1">
+        <w:r>
+          <w:rPr>
+            <w:rStyle w:val="Hyperlink"/>
+          </w:rPr>
+          <w:t>Delive</w:t>
+        </w:r>
+      </w:hyperlink>
+      <w:r>
+        <w:rPr>
+          <w:rFonts w:ascii="MS Gothic" w:eastAsia="MS Gothic" w:hAnsi="MS Gothic" w:cs="MS Gothic" w:hint="eastAsia"/>
+        </w:rPr>
+        <w:t> +</w:t>
+      </w:r>
+      <w:r>
         <w:t xml:space="preserve"> </w:t>
       </w:r>
       <w:r>
-        <w:t>Growth from 2% to 10%</w:t>
-      </w:r>
-    </w:p>
-    <w:p>
-      <w:r>
-        <w:t>Role</w:t>
-      </w:r>
-    </w:p>
-    <w:p>
-      <w:r>
-        <w:t>Senior Content Editor</w:t>
-      </w:r>
-      <w:r>
-        <w:br/>
-        <w:t>Prof-IT</w:t>
-      </w:r>
-      <w:r>
-        <w:br/>
-        <w:t>Apr 2020 – Dec 2020</w:t>
-      </w:r>
-    </w:p>
-    <w:p>
-      <w:r>
-        <w:t>Responsibilities</w:t>
-      </w:r>
-    </w:p>
-    <w:p>
-      <w:r>
-        <w:t>Managed two copywriters</w:t>
-      </w:r>
-      <w:r>
-        <w:br/>
-        <w:t>Edited the texts produced by the copywriters and the marketing specialist</w:t>
-      </w:r>
-      <w:r>
-        <w:br/>
-        <w:t>Wrote email newsletters, marketing articles, presentation texts, and landing page texts</w:t>
-      </w:r>
-      <w:r>
-        <w:br/>
-        <w:t>Managed the company’s social networks</w:t>
-      </w:r>
-      <w:r>
-        <w:br/>
-        <w:t>Found new platforms for posting content, negotiated with the media</w:t>
-      </w:r>
-      <w:r>
-        <w:br/>
-        <w:t>Analyzed content effectiveness</w:t>
-      </w:r>
-      <w:r>
-        <w:br/>
-        <w:t>Initiated improvement of the current company content</w:t>
-      </w:r>
-      <w:r>
-        <w:br/>
-        <w:t>Reworked the current main page of the company website</w:t>
-      </w:r>
-    </w:p>
-    <w:p>
-      <w:r>
-        <w:t>Key Results</w:t>
-      </w:r>
-    </w:p>
-    <w:p>
-      <w:r>
-        <w:t xml:space="preserve">28% conversion rate increase for the landing page according to A/B tests. Feel free the result yourself: </w:t>
-      </w:r>
-      <w:r>
-        <w:rPr>
-          <w:rFonts w:ascii="MS Gothic" w:eastAsia="MS Gothic" w:hAnsi="MS Gothic" w:cs="MS Gothic" w:hint="eastAsia"/>
-        </w:rPr>
-        <w:t> -</w:t>
-      </w:r>
-      <w:r>
-        <w:t xml:space="preserve"> </w:t>
-      </w:r>
-      <w:r>
-        <w:br/>
-      </w:r>
-      <w:hyperlink r:id="rId20" w:history="1">
-        <w:r>
-          <w:rPr>
-            <w:rStyle w:val="Hyperlink"/>
-          </w:rPr>
-          <w:t>Old landing page</w:t>
-        </w:r>
-      </w:hyperlink>
-      <w:r>
-        <w:rPr>
-          <w:rFonts w:ascii="MS Gothic" w:eastAsia="MS Gothic" w:hAnsi="MS Gothic" w:cs="MS Gothic" w:hint="eastAsia"/>
-        </w:rPr>
-        <w:t> -</w:t>
-      </w:r>
-      <w:r>
-        <w:t xml:space="preserve"> </w:t>
-      </w:r>
-      <w:r>
-        <w:br/>
-      </w:r>
-      <w:hyperlink r:id="rId21" w:history="1">
-        <w:r>
-          <w:rPr>
-            <w:rStyle w:val="Hyperlink"/>
-          </w:rPr>
-          <w:t>New landing page</w:t>
-        </w:r>
-      </w:hyperlink>
-      <w:r>
-        <w:br/>
-        <w:t>Media coverage achieved by publishing articles on behalf of the company. Examples:</w:t>
-      </w:r>
-      <w:r>
-        <w:rPr>
-          <w:rFonts w:ascii="MS Gothic" w:eastAsia="MS Gothic" w:hAnsi="MS Gothic" w:cs="MS Gothic" w:hint="eastAsia"/>
-        </w:rPr>
-        <w:t> -</w:t>
-      </w:r>
-      <w:r>
-        <w:t xml:space="preserve"> </w:t>
-      </w:r>
-      <w:r>
-        <w:br/>
-      </w:r>
-      <w:hyperlink r:id="rId22" w:history="1">
-        <w:r>
-          <w:rPr>
-            <w:rStyle w:val="Hyperlink"/>
-          </w:rPr>
-          <w:t>A Speaker with a Cute Lisp: How to Set Up a Voice</w:t>
-        </w:r>
-        <w:r>
-          <w:rPr>
-            <w:rStyle w:val="Hyperlink"/>
-            <w:rFonts w:ascii="MS Gothic" w:eastAsia="MS Gothic" w:hAnsi="MS Gothic" w:cs="MS Gothic"/>
-          </w:rPr>
-          <w:t> -</w:t>
-        </w:r>
-        <w:r>
-          <w:rPr>
-            <w:rStyle w:val="Hyperlink"/>
-          </w:rPr>
-          <w:t xml:space="preserve">Robot So That It Is Not Recognized as a </w:t>
-        </w:r>
-        <w:r>
-          <w:rPr>
-            <w:rStyle w:val="Hyperlink"/>
-          </w:rPr>
-          <w:lastRenderedPageBreak/>
-          <w:t>Machine</w:t>
-        </w:r>
-      </w:hyperlink>
-      <w:r>
-        <w:rPr>
-          <w:rFonts w:ascii="MS Gothic" w:eastAsia="MS Gothic" w:hAnsi="MS Gothic" w:cs="MS Gothic" w:hint="eastAsia"/>
-        </w:rPr>
-        <w:t> -</w:t>
-      </w:r>
-      <w:r>
-        <w:t xml:space="preserve"> </w:t>
-      </w:r>
-      <w:r>
-        <w:br/>
-      </w:r>
-      <w:hyperlink r:id="rId23" w:history="1">
-        <w:r>
-          <w:rPr>
-            <w:rStyle w:val="Hyperlink"/>
-          </w:rPr>
-          <w:t>No Kickbacks, No Connections: How to WinTenders Fairly</w:t>
-        </w:r>
-      </w:hyperlink>
-    </w:p>
-    <w:p>
-      <w:r>
-        <w:t>New format for case studies and company presentations developed by me</w:t>
-      </w:r>
-      <w:r>
-        <w:br/>
-      </w:r>
-    </w:p>
-    <w:p>
-      <w:r>
-        <w:t>Role</w:t>
-      </w:r>
-    </w:p>
-    <w:p>
-      <w:r>
-        <w:t>Copywriter</w:t>
-      </w:r>
-      <w:r>
-        <w:br/>
-        <w:t>Roistat</w:t>
-      </w:r>
-      <w:r>
-        <w:br/>
-        <w:t>Sept 2019 – Mar 2020</w:t>
-      </w:r>
-    </w:p>
-    <w:p>
-      <w:r>
-        <w:t>Responsibilities</w:t>
-      </w:r>
-    </w:p>
-    <w:p>
-      <w:r>
-        <w:t>Wrote marketing content about analytics and analytics systems:</w:t>
-      </w:r>
-    </w:p>
-    <w:p>
-      <w:r>
-        <w:t>Blog articles</w:t>
-      </w:r>
-      <w:r>
-        <w:br/>
-        <w:t>How-to guides</w:t>
-      </w:r>
-      <w:r>
-        <w:br/>
-        <w:t>Copy for landing pages</w:t>
-      </w:r>
-      <w:r>
-        <w:br/>
-        <w:t>Posts for social media</w:t>
-      </w:r>
-      <w:r>
-        <w:br/>
-        <w:t>Email marketing sequences</w:t>
-      </w:r>
-    </w:p>
-    <w:p>
-      <w:r>
-        <w:t>Key Results</w:t>
-      </w:r>
-    </w:p>
-    <w:p>
-      <w:pPr>
-        <w:rPr>
-          <w:rFonts w:ascii="MS Gothic" w:eastAsia="MS Gothic" w:hAnsi="MS Gothic" w:cs="MS Gothic"/>
-        </w:rPr>
-      </w:pPr>
-      <w:r>
-        <w:t xml:space="preserve">High-quality marketing content about analytics and analytics systems. </w:t>
-      </w:r>
-      <w:r>
-        <w:rPr>
-          <w:rFonts w:ascii="MS Gothic" w:eastAsia="MS Gothic" w:hAnsi="MS Gothic" w:cs="MS Gothic" w:hint="eastAsia"/>
-        </w:rPr>
-        <w:t> -</w:t>
-      </w:r>
-    </w:p>
-    <w:p>
-      <w:r>
-        <w:t>Examples:</w:t>
-      </w:r>
-      <w:r>
-        <w:rPr>
-          <w:rFonts w:ascii="MS Gothic" w:eastAsia="MS Gothic" w:hAnsi="MS Gothic" w:cs="MS Gothic" w:hint="eastAsia"/>
-        </w:rPr>
-        <w:t> -</w:t>
-      </w:r>
-      <w:r>
-        <w:t xml:space="preserve"> </w:t>
-      </w:r>
-      <w:r>
-        <w:br/>
-      </w:r>
-      <w:hyperlink r:id="rId24" w:history="1">
-        <w:r>
-          <w:rPr>
-            <w:rStyle w:val="Hyperlink"/>
-          </w:rPr>
-          <w:t>How to Evaluate User Behavior and Website Traffic</w:t>
-        </w:r>
-      </w:hyperlink>
-      <w:r>
-        <w:rPr>
-          <w:rFonts w:ascii="MS Gothic" w:eastAsia="MS Gothic" w:hAnsi="MS Gothic" w:cs="MS Gothic" w:hint="eastAsia"/>
-        </w:rPr>
-        <w:t> -</w:t>
-      </w:r>
-      <w:r>
-        <w:t xml:space="preserve"> </w:t>
-      </w:r>
-      <w:r>
-        <w:br/>
-      </w:r>
-      <w:hyperlink r:id="rId25" w:history="1">
-        <w:r>
-          <w:rPr>
-            <w:rStyle w:val="Hyperlink"/>
-          </w:rPr>
-          <w:t>Analysis of Contextual Advertising in Yandex.Direct</w:t>
-        </w:r>
-      </w:hyperlink>
-      <w:r>
-        <w:rPr>
-          <w:rFonts w:ascii="MS Gothic" w:eastAsia="MS Gothic" w:hAnsi="MS Gothic" w:cs="MS Gothic" w:hint="eastAsia"/>
-        </w:rPr>
-        <w:t> -</w:t>
-      </w:r>
-      <w:r>
-        <w:t xml:space="preserve"> </w:t>
-      </w:r>
-      <w:r>
-        <w:br/>
-      </w:r>
-      <w:hyperlink r:id="rId26" w:history="1">
-        <w:r>
-          <w:rPr>
-            <w:rStyle w:val="Hyperlink"/>
-          </w:rPr>
-          <w:t>Roistat Updates for February 2020</w:t>
-        </w:r>
-      </w:hyperlink>
-    </w:p>
-    <w:p>
-      <w:r>
-        <w:t>Role</w:t>
-      </w:r>
-    </w:p>
-    <w:p>
-      <w:r>
-        <w:t>Translator</w:t>
-      </w:r>
-      <w:r>
-        <w:br/>
-        <w:t>Awdee</w:t>
-      </w:r>
-      <w:r>
-        <w:br/>
-        <w:t>Dec 2018 – June 2019</w:t>
-      </w:r>
-    </w:p>
-    <w:p>
-      <w:r>
-        <w:t>Responsibilities</w:t>
-      </w:r>
-    </w:p>
-    <w:p>
-      <w:r>
-        <w:t>Translated articles and videos about UX/UI design for a non-English speaking audience</w:t>
-      </w:r>
-      <w:r>
-        <w:br/>
-        <w:t>Edited the resulting texts to improve the readability of the source articles and adapt them for the audience</w:t>
-      </w:r>
-    </w:p>
-    <w:p>
-      <w:r>
-        <w:t>Key Results</w:t>
-      </w:r>
-    </w:p>
-    <w:p>
-      <w:r>
-        <w:lastRenderedPageBreak/>
-        <w:t>Insightful materials for design professionals. Examples:</w:t>
-      </w:r>
-      <w:r>
-        <w:rPr>
-          <w:rFonts w:ascii="MS Gothic" w:eastAsia="MS Gothic" w:hAnsi="MS Gothic" w:cs="MS Gothic" w:hint="eastAsia"/>
-        </w:rPr>
-        <w:t> -</w:t>
-      </w:r>
-      <w:r>
-        <w:t xml:space="preserve"> </w:t>
-      </w:r>
-      <w:r>
-        <w:br/>
-      </w:r>
-      <w:hyperlink r:id="rId27" w:history="1">
-        <w:r>
-          <w:rPr>
-            <w:rStyle w:val="Hyperlink"/>
-          </w:rPr>
-          <w:t>AI Will Replace Designers But It is Not Bad</w:t>
-        </w:r>
-      </w:hyperlink>
-      <w:r>
-        <w:rPr>
-          <w:rFonts w:ascii="MS Gothic" w:eastAsia="MS Gothic" w:hAnsi="MS Gothic" w:cs="MS Gothic" w:hint="eastAsia"/>
-        </w:rPr>
-        <w:t> -</w:t>
-      </w:r>
-      <w:r>
-        <w:t xml:space="preserve"> </w:t>
-      </w:r>
-      <w:r>
-        <w:br/>
-      </w:r>
-      <w:hyperlink r:id="rId28" w:history="1">
-        <w:r>
-          <w:rPr>
-            <w:rStyle w:val="Hyperlink"/>
-          </w:rPr>
-          <w:t>Color Management: What It Is and How to Set Up</w:t>
-        </w:r>
-        <w:r>
-          <w:rPr>
-            <w:rStyle w:val="Hyperlink"/>
-            <w:rFonts w:ascii="MS Gothic" w:eastAsia="MS Gothic" w:hAnsi="MS Gothic" w:cs="MS Gothic"/>
-          </w:rPr>
-          <w:t xml:space="preserve"> </w:t>
-        </w:r>
-        <w:r>
-          <w:rPr>
-            <w:rStyle w:val="Hyperlink"/>
-          </w:rPr>
-          <w:t>Your Tools</w:t>
-        </w:r>
-      </w:hyperlink>
-      <w:r>
-        <w:rPr>
-          <w:rFonts w:ascii="MS Gothic" w:eastAsia="MS Gothic" w:hAnsi="MS Gothic" w:cs="MS Gothic" w:hint="eastAsia"/>
-        </w:rPr>
-        <w:t> -</w:t>
-      </w:r>
-      <w:r>
-        <w:rPr>
-          <w:rFonts w:ascii="MS Gothic" w:eastAsia="MS Gothic" w:hAnsi="MS Gothic" w:cs="MS Gothic"/>
-        </w:rPr>
-        <w:br/>
-      </w:r>
-      <w:hyperlink r:id="rId29" w:history="1">
-        <w:r>
-          <w:rPr>
-            <w:rStyle w:val="Hyperlink"/>
-          </w:rPr>
-          <w:t>Who Will Make the Next Billion Websites?</w:t>
-        </w:r>
-      </w:hyperlink>
-    </w:p>
-    <w:p>
-      <w:r>
-        <w:t>Role</w:t>
-      </w:r>
-    </w:p>
-    <w:p>
-      <w:r>
-        <w:t>Article Author</w:t>
-      </w:r>
-      <w:r>
-        <w:br/>
-        <w:t>VC</w:t>
-      </w:r>
-      <w:r>
-        <w:br/>
-        <w:t>Aug. 2018 - June 2019</w:t>
-      </w:r>
-    </w:p>
-    <w:p>
-      <w:r>
-        <w:t>Responsibilities</w:t>
-      </w:r>
-    </w:p>
-    <w:p>
-      <w:r>
-        <w:t>Wrote articles about startups and UX/UI design</w:t>
-      </w:r>
-      <w:r>
-        <w:br/>
-        <w:t>Translated articles for a non-English speaking audience</w:t>
-      </w:r>
-    </w:p>
-    <w:p>
-      <w:r>
-        <w:t>Key Results</w:t>
-      </w:r>
-    </w:p>
-    <w:p>
-      <w:r>
-        <w:t>Engaging articles worth reading. Examples:</w:t>
-      </w:r>
-      <w:r>
-        <w:rPr>
-          <w:rFonts w:ascii="MS Gothic" w:eastAsia="MS Gothic" w:hAnsi="MS Gothic" w:cs="MS Gothic" w:hint="eastAsia"/>
-        </w:rPr>
-        <w:t> -</w:t>
-      </w:r>
-      <w:r>
-        <w:t xml:space="preserve"> </w:t>
-      </w:r>
-      <w:r>
-        <w:br/>
-      </w:r>
-      <w:hyperlink r:id="rId30" w:history="1">
-        <w:r>
-          <w:rPr>
-            <w:rStyle w:val="Hyperlink"/>
-          </w:rPr>
-          <w:t>Charge Your Phone Anywhere: Hourly Rental</w:t>
-        </w:r>
-        <w:r>
-          <w:rPr>
-            <w:rStyle w:val="Hyperlink"/>
-            <w:rFonts w:ascii="MS Gothic" w:eastAsia="MS Gothic" w:hAnsi="MS Gothic" w:cs="MS Gothic"/>
-          </w:rPr>
-          <w:t xml:space="preserve"> </w:t>
-        </w:r>
-        <w:r>
-          <w:rPr>
-            <w:rStyle w:val="Hyperlink"/>
-          </w:rPr>
-          <w:t>Service for Portable Batteries BattBox</w:t>
-        </w:r>
-      </w:hyperlink>
-      <w:r>
-        <w:rPr>
-          <w:rFonts w:ascii="MS Gothic" w:eastAsia="MS Gothic" w:hAnsi="MS Gothic" w:cs="MS Gothic" w:hint="eastAsia"/>
-        </w:rPr>
-        <w:t> -</w:t>
-      </w:r>
-      <w:r>
-        <w:t xml:space="preserve"> </w:t>
-      </w:r>
-      <w:r>
-        <w:br/>
-      </w:r>
-      <w:hyperlink r:id="rId31" w:history="1">
-        <w:r>
-          <w:rPr>
-            <w:rStyle w:val="Hyperlink"/>
-          </w:rPr>
-          <w:t>Like Amazon, Only Cheaper and with Slower</w:t>
-        </w:r>
-        <w:r>
-          <w:rPr>
-            <w:rStyle w:val="Hyperlink"/>
-            <w:rFonts w:ascii="MS Gothic" w:eastAsia="MS Gothic" w:hAnsi="MS Gothic" w:cs="MS Gothic"/>
-          </w:rPr>
-          <w:t xml:space="preserve"> </w:t>
-        </w:r>
-        <w:r>
-          <w:rPr>
-            <w:rStyle w:val="Hyperlink"/>
-          </w:rPr>
-          <w:t>Shipping – The Story of the Most Popular Shopping</w:t>
-        </w:r>
-        <w:r>
-          <w:rPr>
-            <w:rStyle w:val="Hyperlink"/>
-            <w:rFonts w:ascii="MS Gothic" w:eastAsia="MS Gothic" w:hAnsi="MS Gothic" w:cs="MS Gothic"/>
-          </w:rPr>
-          <w:t xml:space="preserve"> </w:t>
-        </w:r>
-        <w:r>
-          <w:rPr>
-            <w:rStyle w:val="Hyperlink"/>
-          </w:rPr>
-          <w:t>App Wish</w:t>
-        </w:r>
-      </w:hyperlink>
-      <w:r>
-        <w:rPr>
-          <w:rFonts w:ascii="MS Gothic" w:eastAsia="MS Gothic" w:hAnsi="MS Gothic" w:cs="MS Gothic" w:hint="eastAsia"/>
-        </w:rPr>
-        <w:t> -</w:t>
-      </w:r>
-      <w:r>
-        <w:t xml:space="preserve"> </w:t>
-      </w:r>
-      <w:r>
-        <w:br/>
-      </w:r>
-      <w:hyperlink r:id="rId32" w:history="1">
-        <w:r>
-          <w:rPr>
-            <w:rStyle w:val="Hyperlink"/>
-          </w:rPr>
-          <w:t>Make a Convenient Chat with Clients – 21 Design</w:t>
-        </w:r>
-        <w:r>
-          <w:rPr>
-            <w:rStyle w:val="Hyperlink"/>
-            <w:rFonts w:ascii="MS Gothic" w:eastAsia="MS Gothic" w:hAnsi="MS Gothic" w:cs="MS Gothic"/>
-          </w:rPr>
-          <w:t> -</w:t>
-        </w:r>
-        <w:r>
-          <w:rPr>
-            <w:rStyle w:val="Hyperlink"/>
-          </w:rPr>
-          <w:t xml:space="preserve"> Recommendations</w:t>
-        </w:r>
-      </w:hyperlink>
-    </w:p>
-    <w:p>
-      <w:r>
-        <w:t>Role</w:t>
-      </w:r>
-    </w:p>
-    <w:p>
-      <w:r>
-        <w:t>Copywriter,</w:t>
-      </w:r>
-      <w:r>
-        <w:rPr>
-          <w:rFonts w:ascii="MS Gothic" w:eastAsia="MS Gothic" w:hAnsi="MS Gothic" w:cs="MS Gothic" w:hint="eastAsia"/>
-        </w:rPr>
-        <w:t> -</w:t>
-      </w:r>
-      <w:r>
-        <w:t>Naming Specialist</w:t>
-      </w:r>
-      <w:r>
-        <w:br/>
-        <w:t>Logomachine</w:t>
-      </w:r>
-      <w:r>
-        <w:br/>
-        <w:t>Feb. 2016 - Mar. 2018</w:t>
-      </w:r>
-    </w:p>
-    <w:p>
-      <w:r>
-        <w:t>Responsibilities</w:t>
-      </w:r>
-    </w:p>
-    <w:p>
-      <w:r>
-        <w:t>Wrote texts for client landing pages, booklets, and leaflets</w:t>
-      </w:r>
-      <w:r>
-        <w:br/>
-        <w:t>Wrote Logomachine’s case studies</w:t>
-      </w:r>
-      <w:r>
-        <w:br/>
-        <w:t>Created brand names for clients</w:t>
-      </w:r>
-    </w:p>
-    <w:p>
-      <w:r>
-        <w:t>Key Results</w:t>
-      </w:r>
-    </w:p>
-    <w:p>
-      <w:r>
-        <w:t>Case studies on successful designs. Examples:</w:t>
-      </w:r>
-      <w:r>
-        <w:rPr>
-          <w:rFonts w:ascii="MS Gothic" w:eastAsia="MS Gothic" w:hAnsi="MS Gothic" w:cs="MS Gothic" w:hint="eastAsia"/>
-        </w:rPr>
-        <w:t> -</w:t>
-      </w:r>
-      <w:r>
-        <w:t xml:space="preserve"> </w:t>
-      </w:r>
-      <w:r>
-        <w:br/>
-      </w:r>
-      <w:hyperlink r:id="rId33" w:history="1">
-        <w:r>
-          <w:rPr>
-            <w:rStyle w:val="Hyperlink"/>
-          </w:rPr>
-          <w:t>Ouhlala</w:t>
-        </w:r>
-      </w:hyperlink>
-      <w:r>
-        <w:rPr>
-          <w:rFonts w:ascii="MS Gothic" w:eastAsia="MS Gothic" w:hAnsi="MS Gothic" w:cs="MS Gothic" w:hint="eastAsia"/>
-        </w:rPr>
-        <w:t> -</w:t>
-      </w:r>
-      <w:r>
-        <w:t xml:space="preserve"> </w:t>
-      </w:r>
-      <w:r>
-        <w:br/>
-      </w:r>
-      <w:hyperlink r:id="rId34" w:history="1">
-        <w:r>
-          <w:rPr>
-            <w:rStyle w:val="Hyperlink"/>
-          </w:rPr>
-          <w:t>Eazyway</w:t>
-        </w:r>
-      </w:hyperlink>
-      <w:r>
-        <w:br/>
-      </w:r>
-    </w:p>
-    <w:p>
-      <w:r>
-        <w:lastRenderedPageBreak/>
-        <w:t>Naming for startups. Examples of original brand names I created:</w:t>
-      </w:r>
-      <w:r>
-        <w:rPr>
-          <w:rFonts w:ascii="MS Gothic" w:eastAsia="MS Gothic" w:hAnsi="MS Gothic" w:cs="MS Gothic" w:hint="eastAsia"/>
-        </w:rPr>
-        <w:t> -</w:t>
-      </w:r>
-      <w:r>
-        <w:t xml:space="preserve"> </w:t>
-      </w:r>
-      <w:r>
-        <w:br/>
-      </w:r>
-      <w:hyperlink r:id="rId35" w:history="1">
-        <w:r>
-          <w:rPr>
-            <w:rStyle w:val="Hyperlink"/>
-          </w:rPr>
-          <w:t>Delive</w:t>
-        </w:r>
-      </w:hyperlink>
-      <w:r>
-        <w:rPr>
-          <w:rFonts w:ascii="MS Gothic" w:eastAsia="MS Gothic" w:hAnsi="MS Gothic" w:cs="MS Gothic" w:hint="eastAsia"/>
-        </w:rPr>
-        <w:t> -</w:t>
-      </w:r>
-      <w:r>
-        <w:t xml:space="preserve"> </w:t>
-      </w:r>
-      <w:r>
-        <w:br/>
-      </w:r>
-      <w:hyperlink r:id="rId36" w:history="1">
+        <w:br/>
+      </w:r>
+      <w:hyperlink r:id="rId38" w:history="1">
         <w:r>
           <w:rPr>
             <w:rStyle w:val="Hyperlink"/>

--- a/CV-for-ATS.docx
+++ b/CV-for-ATS.docx
@@ -199,13 +199,11 @@
     </w:p>
     <w:p>
       <w:r>
-        <w:t>Knowledge Management Specialist</w:t>
-      </w:r>
-      <w:r>
-        <w:br/>
-      </w:r>
-      <w:r>
-        <w:t>June 2025 – Oct 2025</w:t>
+        <w:t>Sabbatical year</w:t>
+      </w:r>
+      <w:r>
+        <w:br/>
+        <w:t>May 2024 – May 2025</w:t>
       </w:r>
     </w:p>
     <w:p>
@@ -215,15 +213,15 @@
     </w:p>
     <w:p>
       <w:r>
-        <w:t>Leading a team of two Technical Writers and one Education Manager</w:t>
-      </w:r>
-      <w:r>
-        <w:br/>
-        <w:t>Building a new Docs as Code technical documentation</w:t>
-      </w:r>
-      <w:r>
-        <w:br/>
-        <w:t>Building a corporate portal for resellers</w:t>
+        <w:t>Learned design and Figma; enhanced skills in working with AI</w:t>
+      </w:r>
+      <w:r>
+        <w:br/>
+        <w:t>Explored journalism to enrich my perspective as a content strategist</w:t>
+      </w:r>
+      <w:r>
+        <w:br/>
+        <w:t>Self-development</w:t>
       </w:r>
     </w:p>
     <w:p>
@@ -233,137 +231,116 @@
     </w:p>
     <w:p>
       <w:r>
-        <w:t>New Docs as Code documentation system based on Antora</w:t>
-      </w:r>
-      <w:r>
-        <w:br/>
-      </w:r>
-      <w:r>
-        <w:t>High-quality product documentation</w:t>
-      </w:r>
+        <w:t>Website created by me from scratch using Figma</w:t>
+      </w:r>
+      <w:r>
+        <w:t xml:space="preserve"> for design</w:t>
+      </w:r>
+      <w:r>
+        <w:t xml:space="preserve"> and ChatGPT</w:t>
+      </w:r>
+      <w:r>
+        <w:t xml:space="preserve"> for vibe-coding</w:t>
+      </w:r>
+      <w:r>
+        <w:t xml:space="preserve">: </w:t>
+      </w:r>
+      <w:hyperlink r:id="rId6" w:history="1">
+        <w:r>
+          <w:rPr>
+            <w:rStyle w:val="Hyperlink"/>
+          </w:rPr>
+          <w:t>ianavstreikh.pro</w:t>
+        </w:r>
+      </w:hyperlink>
+      <w:r>
+        <w:t>.</w:t>
+      </w:r>
+      <w:r>
+        <w:br/>
+        <w:t>Journalist experience.</w:t>
+      </w:r>
+    </w:p>
+    <w:p>
+      <w:pPr>
+        <w:rPr>
+          <w:rFonts w:ascii="MS Gothic" w:eastAsia="MS Gothic" w:hAnsi="MS Gothic" w:cs="MS Gothic"/>
+        </w:rPr>
+      </w:pPr>
+      <w:r>
+        <w:t xml:space="preserve">Examples of my articles: </w:t>
+      </w:r>
+      <w:r>
+        <w:rPr>
+          <w:rFonts w:ascii="MS Gothic" w:eastAsia="MS Gothic" w:hAnsi="MS Gothic" w:cs="MS Gothic" w:hint="eastAsia"/>
+        </w:rPr>
+        <w:t> +</w:t>
+      </w:r>
+    </w:p>
+    <w:p>
+      <w:hyperlink r:id="rId7" w:history="1">
+        <w:r>
+          <w:rPr>
+            <w:rStyle w:val="Hyperlink"/>
+          </w:rPr>
+          <w:t>In what directions is technological development i</w:t>
+        </w:r>
+        <w:r>
+          <w:rPr>
+            <w:rStyle w:val="Hyperlink"/>
+          </w:rPr>
+          <w:t xml:space="preserve">n </w:t>
+        </w:r>
+        <w:r>
+          <w:rPr>
+            <w:rStyle w:val="Hyperlink"/>
+          </w:rPr>
+          <w:t>the financial sector going?</w:t>
+        </w:r>
+        <w:r>
+          <w:rPr>
+            <w:rStyle w:val="Hyperlink"/>
+            <w:rFonts w:ascii="MS Gothic" w:eastAsia="MS Gothic" w:hAnsi="MS Gothic" w:cs="MS Gothic"/>
+          </w:rPr>
+          <w:t> +</w:t>
+        </w:r>
+      </w:hyperlink>
       <w:r>
         <w:t xml:space="preserve"> </w:t>
       </w:r>
-      <w:r>
-        <w:t xml:space="preserve">articles </w:t>
-      </w:r>
-      <w:r>
-        <w:t xml:space="preserve">and materials for resellers </w:t>
-      </w:r>
-      <w:r>
-        <w:t xml:space="preserve">made under my supervision. Examples: </w:t>
-      </w:r>
-      <w:r>
-        <w:rPr>
-          <w:rFonts w:ascii="MS Gothic" w:eastAsia="MS Gothic" w:hAnsi="MS Gothic" w:cs="MS Gothic" w:hint="eastAsia"/>
-        </w:rPr>
-        <w:t> -</w:t>
-      </w:r>
-      <w:r>
-        <w:t xml:space="preserve"> </w:t>
-      </w:r>
-      <w:r>
-        <w:br/>
-      </w:r>
-      <w:hyperlink r:id="rId6" w:history="1">
-        <w:r>
-          <w:rPr>
-            <w:rStyle w:val="Hyperlink"/>
-          </w:rPr>
-          <w:t>Integration Schemes</w:t>
-        </w:r>
-      </w:hyperlink>
-      <w:r>
-        <w:br/>
-      </w:r>
-      <w:hyperlink r:id="rId7" w:history="1">
-        <w:r>
-          <w:rPr>
-            <w:rStyle w:val="Hyperlink"/>
-          </w:rPr>
-          <w:t>Load Balancing</w:t>
-        </w:r>
-      </w:hyperlink>
-    </w:p>
-    <w:p>
-      <w:r>
-        <w:t>Role</w:t>
-      </w:r>
-    </w:p>
-    <w:p>
-      <w:r>
-        <w:lastRenderedPageBreak/>
-        <w:t>Sabbatical year</w:t>
-      </w:r>
-      <w:r>
-        <w:br/>
-        <w:t>May 2024 – May 2025</w:t>
-      </w:r>
-    </w:p>
-    <w:p>
-      <w:r>
-        <w:t>Responsibilities</w:t>
-      </w:r>
-    </w:p>
-    <w:p>
-      <w:r>
-        <w:t>Learned design and Figma; enhanced skills in working with AI</w:t>
-      </w:r>
-      <w:r>
-        <w:br/>
-        <w:t>Explored journalism to enrich my perspective as a content strategist</w:t>
-      </w:r>
-      <w:r>
-        <w:br/>
-        <w:t>Self-development</w:t>
-      </w:r>
-    </w:p>
-    <w:p>
-      <w:r>
-        <w:t>Key Results</w:t>
-      </w:r>
-    </w:p>
-    <w:p>
-      <w:r>
-        <w:t>Website created by me from scratch using Figma</w:t>
-      </w:r>
-      <w:r>
-        <w:t xml:space="preserve"> for design</w:t>
-      </w:r>
-      <w:r>
-        <w:t xml:space="preserve"> and ChatGPT</w:t>
-      </w:r>
-      <w:r>
-        <w:t xml:space="preserve"> for vibe-coding</w:t>
-      </w:r>
-      <w:r>
-        <w:t xml:space="preserve">: </w:t>
-      </w:r>
+    </w:p>
+    <w:p>
+      <w:pPr>
+        <w:rPr>
+          <w:rFonts w:ascii="MS Gothic" w:eastAsia="MS Gothic" w:hAnsi="MS Gothic" w:cs="MS Gothic"/>
+        </w:rPr>
+      </w:pPr>
       <w:hyperlink r:id="rId8" w:history="1">
         <w:r>
           <w:rPr>
             <w:rStyle w:val="Hyperlink"/>
           </w:rPr>
-          <w:t>ianavstreikh.pro</w:t>
-        </w:r>
-      </w:hyperlink>
-      <w:r>
-        <w:t>.</w:t>
-      </w:r>
-      <w:r>
-        <w:br/>
-        <w:t>Journalist experience.</w:t>
-      </w:r>
-    </w:p>
-    <w:p>
-      <w:pPr>
-        <w:rPr>
-          <w:rFonts w:ascii="MS Gothic" w:eastAsia="MS Gothic" w:hAnsi="MS Gothic" w:cs="MS Gothic"/>
-        </w:rPr>
-      </w:pPr>
-      <w:r>
-        <w:t xml:space="preserve">Examples of my articles: </w:t>
+          <w:t>How the financial sector is moving from import</w:t>
+        </w:r>
+        <w:r>
+          <w:rPr>
+            <w:rStyle w:val="Hyperlink"/>
+            <w:rFonts w:ascii="MS Gothic" w:eastAsia="MS Gothic" w:hAnsi="MS Gothic" w:cs="MS Gothic"/>
+          </w:rPr>
+          <w:t xml:space="preserve"> </w:t>
+        </w:r>
+        <w:r>
+          <w:rPr>
+            <w:rStyle w:val="Hyperlink"/>
+          </w:rPr>
+          <w:t>substitution to new technologies</w:t>
+        </w:r>
+      </w:hyperlink>
+      <w:r>
+        <w:br/>
+        <w:t xml:space="preserve">Watched courses: </w:t>
       </w:r>
       <w:r>
         <w:rPr>
@@ -375,78 +352,6 @@
     </w:p>
     <w:p>
       <w:hyperlink r:id="rId9" w:history="1">
-        <w:r>
-          <w:rPr>
-            <w:rStyle w:val="Hyperlink"/>
-          </w:rPr>
-          <w:t>In what directions is technological development i</w:t>
-        </w:r>
-        <w:r>
-          <w:rPr>
-            <w:rStyle w:val="Hyperlink"/>
-          </w:rPr>
-          <w:t xml:space="preserve">n </w:t>
-        </w:r>
-        <w:r>
-          <w:rPr>
-            <w:rStyle w:val="Hyperlink"/>
-          </w:rPr>
-          <w:t>the financial sector going?</w:t>
-        </w:r>
-        <w:r>
-          <w:rPr>
-            <w:rStyle w:val="Hyperlink"/>
-            <w:rFonts w:ascii="MS Gothic" w:eastAsia="MS Gothic" w:hAnsi="MS Gothic" w:cs="MS Gothic"/>
-          </w:rPr>
-          <w:t> -</w:t>
-        </w:r>
-      </w:hyperlink>
-      <w:r>
-        <w:t xml:space="preserve"> </w:t>
-      </w:r>
-    </w:p>
-    <w:p>
-      <w:pPr>
-        <w:rPr>
-          <w:rFonts w:ascii="MS Gothic" w:eastAsia="MS Gothic" w:hAnsi="MS Gothic" w:cs="MS Gothic"/>
-        </w:rPr>
-      </w:pPr>
-      <w:hyperlink r:id="rId10" w:history="1">
-        <w:r>
-          <w:rPr>
-            <w:rStyle w:val="Hyperlink"/>
-          </w:rPr>
-          <w:t>How the financial sector is moving from import</w:t>
-        </w:r>
-        <w:r>
-          <w:rPr>
-            <w:rStyle w:val="Hyperlink"/>
-            <w:rFonts w:ascii="MS Gothic" w:eastAsia="MS Gothic" w:hAnsi="MS Gothic" w:cs="MS Gothic"/>
-          </w:rPr>
-          <w:t xml:space="preserve"> </w:t>
-        </w:r>
-        <w:r>
-          <w:rPr>
-            <w:rStyle w:val="Hyperlink"/>
-          </w:rPr>
-          <w:t>substitution to new technologies</w:t>
-        </w:r>
-      </w:hyperlink>
-      <w:r>
-        <w:br/>
-        <w:t xml:space="preserve">Watched courses: </w:t>
-      </w:r>
-      <w:r>
-        <w:rPr>
-          <w:rFonts w:ascii="MS Gothic" w:eastAsia="MS Gothic" w:hAnsi="MS Gothic" w:cs="MS Gothic" w:hint="eastAsia"/>
-        </w:rPr>
-        <w:t> -</w:t>
-      </w:r>
-    </w:p>
-    <w:p>
-      <w:hyperlink r:id="rId11" w:history="1">
         <w:r>
           <w:rPr>
             <w:rStyle w:val="Hyperlink"/>
@@ -472,35 +377,745 @@
       <w:pPr>
         <w:jc w:val="both"/>
       </w:pPr>
+      <w:hyperlink r:id="rId10" w:history="1">
+        <w:r>
+          <w:rPr>
+            <w:rStyle w:val="Hyperlink"/>
+          </w:rPr>
+          <w:t>Reasoning with o1 (OpenAI)</w:t>
+        </w:r>
+        <w:r>
+          <w:rPr>
+            <w:rStyle w:val="Hyperlink"/>
+            <w:rFonts w:ascii="MS Gothic" w:eastAsia="MS Gothic" w:hAnsi="MS Gothic" w:cs="MS Gothic"/>
+          </w:rPr>
+          <w:t> +</w:t>
+        </w:r>
+      </w:hyperlink>
+      <w:r>
+        <w:t xml:space="preserve"> </w:t>
+      </w:r>
+    </w:p>
+    <w:p>
+      <w:hyperlink r:id="rId11" w:history="1">
+        <w:r>
+          <w:rPr>
+            <w:rStyle w:val="Hyperlink"/>
+          </w:rPr>
+          <w:t>Justice – Michael J. Sandel, Harvard University</w:t>
+        </w:r>
+      </w:hyperlink>
+      <w:r>
+        <w:br/>
+      </w:r>
+    </w:p>
+    <w:p>
+      <w:r>
+        <w:t>Role</w:t>
+      </w:r>
+    </w:p>
+    <w:p>
+      <w:r>
+        <w:t>Head of Content</w:t>
+      </w:r>
+      <w:r>
+        <w:rPr>
+          <w:rFonts w:ascii="MS Gothic" w:eastAsia="MS Gothic" w:hAnsi="MS Gothic" w:cs="MS Gothic" w:hint="eastAsia"/>
+        </w:rPr>
+        <w:t> +</w:t>
+      </w:r>
+      <w:r>
+        <w:t>(promotion)</w:t>
+      </w:r>
+      <w:r>
+        <w:br/>
+        <w:t>Gcore</w:t>
+      </w:r>
+      <w:r>
+        <w:br/>
+        <w:t>June 2022 – Apr 2024</w:t>
+      </w:r>
+    </w:p>
+    <w:p>
+      <w:r>
+        <w:t>Responsibilities</w:t>
+      </w:r>
+    </w:p>
+    <w:p>
+      <w:r>
+        <w:t xml:space="preserve">Built and led the content department: </w:t>
+      </w:r>
+      <w:r>
+        <w:rPr>
+          <w:rFonts w:ascii="MS Gothic" w:eastAsia="MS Gothic" w:hAnsi="MS Gothic" w:cs="MS Gothic" w:hint="eastAsia"/>
+        </w:rPr>
+        <w:t> +</w:t>
+      </w:r>
+      <w:r>
+        <w:t>8 in-house team members, 10 freelancers</w:t>
+      </w:r>
+      <w:r>
+        <w:br/>
+        <w:t>Developed content standards and strategy</w:t>
+      </w:r>
+      <w:r>
+        <w:br/>
+        <w:t>Managed the full content lifecycle: planning, production, distribution, and optimization</w:t>
+      </w:r>
+      <w:r>
+        <w:br/>
+        <w:t>Managed content-related marketing and technical projects</w:t>
+      </w:r>
+      <w:r>
+        <w:br/>
+        <w:t>Oversaw content localization</w:t>
+      </w:r>
+      <w:r>
+        <w:br/>
+        <w:t>Tracked content performance metrics</w:t>
+      </w:r>
+      <w:r>
+        <w:br/>
+        <w:t xml:space="preserve">Oversaw CMS management and improvement </w:t>
+      </w:r>
+      <w:r>
+        <w:br/>
+        <w:t>Established and managed the interaction with product marketing, product, sales, and technical support teams</w:t>
+      </w:r>
+      <w:r>
+        <w:br/>
+        <w:t>Supervised the creation of high-quality content across various formats: articles, landing pages, press releases, case studies, educational tutorials and videos, UX/UI texts, leaflets and brochures, presentations, and white papers</w:t>
+      </w:r>
+    </w:p>
+    <w:p>
+      <w:r>
+        <w:t>Key Results</w:t>
+      </w:r>
+    </w:p>
+    <w:p>
+      <w:r>
+        <w:t>SEO metrics growth YoY:</w:t>
+      </w:r>
+      <w:r>
+        <w:rPr>
+          <w:rFonts w:ascii="MS Gothic" w:eastAsia="MS Gothic" w:hAnsi="MS Gothic" w:cs="MS Gothic" w:hint="eastAsia"/>
+        </w:rPr>
+        <w:t> +</w:t>
+      </w:r>
+      <w:r>
+        <w:t xml:space="preserve"> 3.56x sessions (1,2M in total)</w:t>
+      </w:r>
+      <w:r>
+        <w:rPr>
+          <w:rFonts w:ascii="MS Gothic" w:eastAsia="MS Gothic" w:hAnsi="MS Gothic" w:cs="MS Gothic" w:hint="eastAsia"/>
+        </w:rPr>
+        <w:t> +</w:t>
+      </w:r>
+      <w:r>
+        <w:t xml:space="preserve"> 3.65x users </w:t>
+      </w:r>
+      <w:r>
+        <w:rPr>
+          <w:rFonts w:ascii="MS Gothic" w:eastAsia="MS Gothic" w:hAnsi="MS Gothic" w:cs="MS Gothic" w:hint="eastAsia"/>
+        </w:rPr>
+        <w:t> +</w:t>
+      </w:r>
+      <w:r>
+        <w:t xml:space="preserve"> 1.21x engagement rate </w:t>
+      </w:r>
+      <w:r>
+        <w:rPr>
+          <w:rFonts w:ascii="MS Gothic" w:eastAsia="MS Gothic" w:hAnsi="MS Gothic" w:cs="MS Gothic" w:hint="eastAsia"/>
+        </w:rPr>
+        <w:t> +</w:t>
+      </w:r>
+      <w:r>
+        <w:t xml:space="preserve"> 2.03x conversion rate </w:t>
+      </w:r>
+      <w:r>
+        <w:br/>
+        <w:t>PR coverage growth YoY (joint result with the PR specialist): 1.81x mentions</w:t>
+      </w:r>
+      <w:r>
+        <w:br/>
+        <w:t xml:space="preserve">People management achievement: Top 3 in team member satisfaction,  according to the anonymous 2022 </w:t>
+      </w:r>
+      <w:r>
+        <w:rPr>
+          <w:rFonts w:ascii="MS Gothic" w:eastAsia="MS Gothic" w:hAnsi="MS Gothic" w:cs="MS Gothic" w:hint="eastAsia"/>
+        </w:rPr>
+        <w:t> +</w:t>
+      </w:r>
+      <w:r>
+        <w:t xml:space="preserve"> HR survey</w:t>
+      </w:r>
+      <w:r>
+        <w:br/>
+        <w:t>Reduced localization costs by incorporating AI into workflow</w:t>
+      </w:r>
+      <w:r>
+        <w:br/>
+        <w:t xml:space="preserve">Content that meets high standards. Feel free to judge the quality yourself: </w:t>
+      </w:r>
       <w:hyperlink r:id="rId12" w:history="1">
         <w:r>
           <w:rPr>
             <w:rStyle w:val="Hyperlink"/>
           </w:rPr>
-          <w:t>Reasoning with o1 (OpenAI)</w:t>
+          <w:t>Content samples</w:t>
+        </w:r>
+      </w:hyperlink>
+    </w:p>
+    <w:p>
+      <w:r>
+        <w:t>Role</w:t>
+      </w:r>
+    </w:p>
+    <w:p>
+      <w:r>
+        <w:lastRenderedPageBreak/>
+        <w:t>Lead Technical Writer</w:t>
+      </w:r>
+      <w:r>
+        <w:rPr>
+          <w:rFonts w:ascii="MS Gothic" w:eastAsia="MS Gothic" w:hAnsi="MS Gothic" w:cs="MS Gothic" w:hint="eastAsia"/>
+        </w:rPr>
+        <w:t> +</w:t>
+      </w:r>
+      <w:r>
+        <w:t>(promotion)</w:t>
+      </w:r>
+      <w:r>
+        <w:br/>
+        <w:t>Gcore</w:t>
+      </w:r>
+      <w:r>
+        <w:br/>
+        <w:t>Aug 2021 – May 2022</w:t>
+      </w:r>
+    </w:p>
+    <w:p>
+      <w:r>
+        <w:t>Responsibilities</w:t>
+      </w:r>
+    </w:p>
+    <w:p>
+      <w:r>
+        <w:t>Led the team of 4 technical writers</w:t>
+      </w:r>
+      <w:r>
+        <w:br/>
+        <w:t>Developed content standards for the product documentation</w:t>
+      </w:r>
+      <w:r>
+        <w:br/>
+        <w:t xml:space="preserve">Supervised the creation of high-quality product documentation articles, UX texts, and technical notification emails. </w:t>
+      </w:r>
+      <w:r>
+        <w:br/>
+        <w:t>Managed the creation of a new Docs-as-Code product documentation system</w:t>
+      </w:r>
+      <w:r>
+        <w:br/>
+        <w:t>Initiated and managed the connection of Google Analytics for the product documentation</w:t>
+      </w:r>
+      <w:r>
+        <w:br/>
+        <w:t>Managed the interaction between the technical writer team, technical support department, and product teams</w:t>
+      </w:r>
+      <w:r>
+        <w:br/>
+        <w:t>Developed a training program for new team members</w:t>
+      </w:r>
+    </w:p>
+    <w:p>
+      <w:r>
+        <w:t>Key Results</w:t>
+      </w:r>
+    </w:p>
+    <w:p>
+      <w:r>
+        <w:t>Documentation user satisfaction rate:</w:t>
+      </w:r>
+      <w:r>
+        <w:rPr>
+          <w:rFonts w:ascii="MS Gothic" w:eastAsia="MS Gothic" w:hAnsi="MS Gothic" w:cs="MS Gothic" w:hint="eastAsia"/>
+        </w:rPr>
+        <w:t> +</w:t>
+      </w:r>
+      <w:r>
+        <w:t xml:space="preserve"> 51% likes growth</w:t>
+      </w:r>
+      <w:r>
+        <w:rPr>
+          <w:rFonts w:ascii="MS Gothic" w:eastAsia="MS Gothic" w:hAnsi="MS Gothic" w:cs="MS Gothic" w:hint="eastAsia"/>
+        </w:rPr>
+        <w:t> +</w:t>
+      </w:r>
+      <w:r>
+        <w:t xml:space="preserve"> 15% dislikes decrease</w:t>
+      </w:r>
+      <w:r>
+        <w:br/>
+        <w:t>New product documentation with Docs-as-Code approach and improved UX.</w:t>
+      </w:r>
+      <w:r>
+        <w:rPr>
+          <w:rFonts w:ascii="MS Gothic" w:eastAsia="MS Gothic" w:hAnsi="MS Gothic" w:cs="MS Gothic" w:hint="eastAsia"/>
+        </w:rPr>
+        <w:t> +</w:t>
+      </w:r>
+      <w:r>
+        <w:t xml:space="preserve"> Compare: </w:t>
+      </w:r>
+      <w:hyperlink r:id="rId13" w:history="1">
+        <w:r>
+          <w:rPr>
+            <w:rStyle w:val="Hyperlink"/>
+          </w:rPr>
+          <w:t>Old vs. new documentation</w:t>
+        </w:r>
+      </w:hyperlink>
+      <w:r>
+        <w:br/>
+        <w:t>High-quality product documentation articles made under my supervision. Examples:</w:t>
+      </w:r>
+      <w:r>
+        <w:rPr>
+          <w:rFonts w:ascii="MS Gothic" w:eastAsia="MS Gothic" w:hAnsi="MS Gothic" w:cs="MS Gothic" w:hint="eastAsia"/>
+        </w:rPr>
+        <w:t> +</w:t>
+      </w:r>
+      <w:r>
+        <w:t xml:space="preserve"> </w:t>
+      </w:r>
+      <w:hyperlink r:id="rId14" w:history="1">
+        <w:r>
+          <w:rPr>
+            <w:rStyle w:val="Hyperlink"/>
+          </w:rPr>
+          <w:t>Create a PVC and bind to a pod</w:t>
+        </w:r>
+      </w:hyperlink>
+      <w:r>
+        <w:rPr>
+          <w:rFonts w:ascii="MS Gothic" w:eastAsia="MS Gothic" w:hAnsi="MS Gothic" w:cs="MS Gothic" w:hint="eastAsia"/>
+        </w:rPr>
+        <w:t> +</w:t>
+      </w:r>
+      <w:r>
+        <w:rPr>
+          <w:rFonts w:ascii="MS Gothic" w:eastAsia="MS Gothic" w:hAnsi="MS Gothic" w:cs="MS Gothic"/>
+        </w:rPr>
+        <w:br/>
+      </w:r>
+      <w:hyperlink r:id="rId15" w:history="1">
+        <w:r>
+          <w:rPr>
+            <w:rStyle w:val="Hyperlink"/>
+          </w:rPr>
+          <w:t>About Image stack</w:t>
+        </w:r>
+      </w:hyperlink>
+      <w:r>
+        <w:rPr>
+          <w:rFonts w:ascii="MS Gothic" w:eastAsia="MS Gothic" w:hAnsi="MS Gothic" w:cs="MS Gothic" w:hint="eastAsia"/>
+        </w:rPr>
+        <w:t> +</w:t>
+      </w:r>
+      <w:r>
+        <w:rPr>
+          <w:rFonts w:ascii="MS Gothic" w:eastAsia="MS Gothic" w:hAnsi="MS Gothic" w:cs="MS Gothic"/>
+        </w:rPr>
+        <w:br/>
+      </w:r>
+      <w:hyperlink r:id="rId16" w:history="1">
+        <w:r>
+          <w:rPr>
+            <w:rStyle w:val="Hyperlink"/>
+          </w:rPr>
+          <w:t>About Function as a Service</w:t>
+        </w:r>
+      </w:hyperlink>
+      <w:r>
+        <w:br/>
+      </w:r>
+      <w:r>
+        <w:t>Google Analytics tracking for the product documentation</w:t>
+      </w:r>
+      <w:r>
+        <w:br/>
+        <w:t>SEO optimization workflow for the articles produced by technical writers</w:t>
+      </w:r>
+    </w:p>
+    <w:p>
+      <w:r>
+        <w:t>Role</w:t>
+      </w:r>
+    </w:p>
+    <w:p>
+      <w:r>
+        <w:t>Technical Writer</w:t>
+      </w:r>
+      <w:r>
+        <w:br/>
+        <w:t>Gcore</w:t>
+      </w:r>
+      <w:r>
+        <w:br/>
+        <w:t>Fev 2021 – July 2021</w:t>
+      </w:r>
+    </w:p>
+    <w:p>
+      <w:r>
+        <w:t>Responsibilities</w:t>
+      </w:r>
+    </w:p>
+    <w:p>
+      <w:r>
+        <w:t>Created product documentation for the following products:</w:t>
+      </w:r>
+    </w:p>
+    <w:p>
+      <w:r>
+        <w:t>Virtual Machines</w:t>
+      </w:r>
+      <w:r>
+        <w:br/>
+        <w:t>Bare Metal</w:t>
+      </w:r>
+      <w:r>
+        <w:br/>
+        <w:t>Managed Kubernetes</w:t>
+      </w:r>
+      <w:r>
+        <w:br/>
+        <w:t>Load Balancers</w:t>
+      </w:r>
+      <w:r>
+        <w:br/>
+      </w:r>
+      <w:r>
+        <w:lastRenderedPageBreak/>
+        <w:t>Hosting</w:t>
+      </w:r>
+      <w:r>
+        <w:br/>
+        <w:t>Managed Logging</w:t>
+      </w:r>
+      <w:r>
+        <w:br/>
+        <w:t>DNS Hosting</w:t>
+      </w:r>
+      <w:r>
+        <w:br/>
+        <w:t>AI Infrastructure</w:t>
+      </w:r>
+    </w:p>
+    <w:p>
+      <w:r>
+        <w:t>Wrote UX texts and technical notification emails</w:t>
+      </w:r>
+      <w:r>
+        <w:br/>
+        <w:t>Initiated and executed the optimization of the customer support chatbot</w:t>
+      </w:r>
+    </w:p>
+    <w:p>
+      <w:r>
+        <w:t>Key Results</w:t>
+      </w:r>
+    </w:p>
+    <w:p>
+      <w:r>
+        <w:t>Helpful product documentation articles. Examples:</w:t>
+      </w:r>
+      <w:r>
+        <w:rPr>
+          <w:rFonts w:ascii="MS Gothic" w:eastAsia="MS Gothic" w:hAnsi="MS Gothic" w:cs="MS Gothic" w:hint="eastAsia"/>
+        </w:rPr>
+        <w:t> +</w:t>
+      </w:r>
+      <w:r>
+        <w:t xml:space="preserve"> </w:t>
+      </w:r>
+      <w:r>
+        <w:br/>
+      </w:r>
+      <w:hyperlink r:id="rId17" w:history="1">
+        <w:r>
+          <w:rPr>
+            <w:rStyle w:val="Hyperlink"/>
+          </w:rPr>
+          <w:t>Install GUI (desktop environment) on</w:t>
         </w:r>
         <w:r>
           <w:rPr>
             <w:rStyle w:val="Hyperlink"/>
             <w:rFonts w:ascii="MS Gothic" w:eastAsia="MS Gothic" w:hAnsi="MS Gothic" w:cs="MS Gothic"/>
           </w:rPr>
+          <w:t xml:space="preserve"> </w:t>
+        </w:r>
+        <w:r>
+          <w:rPr>
+            <w:rStyle w:val="Hyperlink"/>
+          </w:rPr>
+          <w:t>Ubuntu, CentOS, and Debian</w:t>
+        </w:r>
+      </w:hyperlink>
+      <w:r>
+        <w:rPr>
+          <w:rFonts w:ascii="MS Gothic" w:eastAsia="MS Gothic" w:hAnsi="MS Gothic" w:cs="MS Gothic" w:hint="eastAsia"/>
+        </w:rPr>
+        <w:t> +</w:t>
+      </w:r>
+      <w:r>
+        <w:t xml:space="preserve"> </w:t>
+      </w:r>
+      <w:r>
+        <w:br/>
+      </w:r>
+      <w:hyperlink r:id="rId18" w:history="1">
+        <w:r>
+          <w:rPr>
+            <w:rStyle w:val="Hyperlink"/>
+          </w:rPr>
+          <w:t>About Secure Token</w:t>
+        </w:r>
+      </w:hyperlink>
+      <w:r>
+        <w:rPr>
+          <w:rFonts w:ascii="MS Gothic" w:eastAsia="MS Gothic" w:hAnsi="MS Gothic" w:cs="MS Gothic" w:hint="eastAsia"/>
+        </w:rPr>
+        <w:t> +</w:t>
+      </w:r>
+      <w:r>
+        <w:t xml:space="preserve"> </w:t>
+      </w:r>
+      <w:r>
+        <w:br/>
+      </w:r>
+      <w:hyperlink r:id="rId19" w:history="1">
+        <w:r>
+          <w:rPr>
+            <w:rStyle w:val="Hyperlink"/>
+          </w:rPr>
+          <w:t>About DDoS Protection</w:t>
+        </w:r>
+      </w:hyperlink>
+      <w:r>
+        <w:br/>
+      </w:r>
+      <w:r>
+        <w:t>Increase in the number of requests resolved by the chatbot:</w:t>
+      </w:r>
+      <w:r>
+        <w:rPr>
+          <w:rFonts w:ascii="MS Gothic" w:eastAsia="MS Gothic" w:hAnsi="MS Gothic" w:cs="MS Gothic"/>
+        </w:rPr>
+        <w:t xml:space="preserve"> </w:t>
+      </w:r>
+      <w:r>
+        <w:t>Growth from 2% to 10%</w:t>
+      </w:r>
+    </w:p>
+    <w:p>
+      <w:r>
+        <w:t>Role</w:t>
+      </w:r>
+    </w:p>
+    <w:p>
+      <w:r>
+        <w:t>Senior Content Editor</w:t>
+      </w:r>
+      <w:r>
+        <w:br/>
+        <w:t>Prof-IT</w:t>
+      </w:r>
+      <w:r>
+        <w:br/>
+        <w:t>Apr 2020 – Dec 2020</w:t>
+      </w:r>
+    </w:p>
+    <w:p>
+      <w:r>
+        <w:t>Responsibilities</w:t>
+      </w:r>
+    </w:p>
+    <w:p>
+      <w:r>
+        <w:t>Managed two copywriters</w:t>
+      </w:r>
+      <w:r>
+        <w:br/>
+        <w:t>Edited the texts produced by the copywriters and the marketing specialist</w:t>
+      </w:r>
+      <w:r>
+        <w:br/>
+        <w:t>Wrote email newsletters, marketing articles, presentation texts, and landing page texts</w:t>
+      </w:r>
+      <w:r>
+        <w:br/>
+        <w:t>Managed the company’s social networks</w:t>
+      </w:r>
+      <w:r>
+        <w:br/>
+        <w:t>Found new platforms for posting content, negotiated with the media</w:t>
+      </w:r>
+      <w:r>
+        <w:br/>
+        <w:t>Analyzed content effectiveness</w:t>
+      </w:r>
+      <w:r>
+        <w:br/>
+        <w:t>Initiated improvement of the current company content</w:t>
+      </w:r>
+      <w:r>
+        <w:br/>
+        <w:t>Reworked the current main page of the company website</w:t>
+      </w:r>
+    </w:p>
+    <w:p>
+      <w:r>
+        <w:t>Key Results</w:t>
+      </w:r>
+    </w:p>
+    <w:p>
+      <w:r>
+        <w:t xml:space="preserve">28% conversion rate increase for the landing page according to A/B tests. Feel free the result yourself: </w:t>
+      </w:r>
+      <w:r>
+        <w:rPr>
+          <w:rFonts w:ascii="MS Gothic" w:eastAsia="MS Gothic" w:hAnsi="MS Gothic" w:cs="MS Gothic" w:hint="eastAsia"/>
+        </w:rPr>
+        <w:t> +</w:t>
+      </w:r>
+      <w:r>
+        <w:t xml:space="preserve"> </w:t>
+      </w:r>
+      <w:r>
+        <w:br/>
+      </w:r>
+      <w:hyperlink r:id="rId20" w:history="1">
+        <w:r>
+          <w:rPr>
+            <w:rStyle w:val="Hyperlink"/>
+          </w:rPr>
+          <w:t>Old landing page</w:t>
+        </w:r>
+      </w:hyperlink>
+      <w:r>
+        <w:rPr>
+          <w:rFonts w:ascii="MS Gothic" w:eastAsia="MS Gothic" w:hAnsi="MS Gothic" w:cs="MS Gothic" w:hint="eastAsia"/>
+        </w:rPr>
+        <w:t> +</w:t>
+      </w:r>
+      <w:r>
+        <w:t xml:space="preserve"> </w:t>
+      </w:r>
+      <w:r>
+        <w:br/>
+      </w:r>
+      <w:hyperlink r:id="rId21" w:history="1">
+        <w:r>
+          <w:rPr>
+            <w:rStyle w:val="Hyperlink"/>
+          </w:rPr>
+          <w:t>New landing page</w:t>
+        </w:r>
+      </w:hyperlink>
+      <w:r>
+        <w:br/>
+        <w:t>Media coverage achieved by publishing articles on behalf of the company. Examples:</w:t>
+      </w:r>
+      <w:r>
+        <w:rPr>
+          <w:rFonts w:ascii="MS Gothic" w:eastAsia="MS Gothic" w:hAnsi="MS Gothic" w:cs="MS Gothic" w:hint="eastAsia"/>
+        </w:rPr>
+        <w:t> +</w:t>
+      </w:r>
+      <w:r>
+        <w:t xml:space="preserve"> </w:t>
+      </w:r>
+      <w:r>
+        <w:br/>
+      </w:r>
+      <w:hyperlink r:id="rId22" w:history="1">
+        <w:r>
+          <w:rPr>
+            <w:rStyle w:val="Hyperlink"/>
+          </w:rPr>
+          <w:t>A Speaker with a Cute Lisp: How to Set Up a Voice</w:t>
+        </w:r>
+        <w:r>
+          <w:rPr>
+            <w:rStyle w:val="Hyperlink"/>
+            <w:rFonts w:ascii="MS Gothic" w:eastAsia="MS Gothic" w:hAnsi="MS Gothic" w:cs="MS Gothic"/>
+          </w:rPr>
           <w:t>  </w:t>
         </w:r>
-      </w:hyperlink>
+        <w:r>
+          <w:rPr>
+            <w:rStyle w:val="Hyperlink"/>
+          </w:rPr>
+          <w:t xml:space="preserve">Robot So That It Is Not Recognized as a </w:t>
+        </w:r>
+        <w:r>
+          <w:rPr>
+            <w:rStyle w:val="Hyperlink"/>
+          </w:rPr>
+          <w:lastRenderedPageBreak/>
+          <w:t>Machine</w:t>
+        </w:r>
+      </w:hyperlink>
+      <w:r>
+        <w:rPr>
+          <w:rFonts w:ascii="MS Gothic" w:eastAsia="MS Gothic" w:hAnsi="MS Gothic" w:cs="MS Gothic" w:hint="eastAsia"/>
+        </w:rPr>
+        <w:t> +</w:t>
+      </w:r>
       <w:r>
         <w:t xml:space="preserve"> </w:t>
       </w:r>
-    </w:p>
-    <w:p>
-      <w:hyperlink r:id="rId13" w:history="1">
-        <w:r>
-          <w:rPr>
-            <w:rStyle w:val="Hyperlink"/>
-          </w:rPr>
-          <w:t>Justice – Michael J. Sandel, Harvard University</w:t>
-        </w:r>
-      </w:hyperlink>
+      <w:r>
+        <w:br/>
+      </w:r>
+      <w:hyperlink r:id="rId23" w:history="1">
+        <w:r>
+          <w:rPr>
+            <w:rStyle w:val="Hyperlink"/>
+          </w:rPr>
+          <w:t>No Kickbacks, No Connections: How to WinTenders Fairly</w:t>
+        </w:r>
+      </w:hyperlink>
+    </w:p>
+    <w:p>
+      <w:r>
+        <w:t>New format for case studies and company presentations developed by me</w:t>
+      </w:r>
       <w:r>
         <w:br/>
       </w:r>
@@ -512,25 +1127,15 @@
     </w:p>
     <w:p>
       <w:r>
-        <w:t>Head of Content</w:t>
-      </w:r>
-      <w:r>
-        <w:rPr>
-          <w:rFonts w:ascii="MS Gothic" w:eastAsia="MS Gothic" w:hAnsi="MS Gothic" w:cs="MS Gothic" w:hint="eastAsia"/>
-        </w:rPr>
-        <w:t> -</w:t>
-      </w:r>
-      <w:r>
-        <w:t>(promotion)</w:t>
-      </w:r>
-      <w:r>
-        <w:br/>
-        <w:t>Gcore</w:t>
-      </w:r>
-      <w:r>
-        <w:br/>
-        <w:t>June 2022 – Apr 2024</w:t>
+        <w:t>Copywriter</w:t>
+      </w:r>
+      <w:r>
+        <w:br/>
+        <w:t>Roistat</w:t>
+      </w:r>
+      <w:r>
+        <w:br/>
+        <w:t>Sept 2019 – Mar 2020</w:t>
       </w:r>
     </w:p>
     <w:p>
@@ -540,53 +1145,269 @@
     </w:p>
     <w:p>
       <w:r>
-        <w:t xml:space="preserve">Built and led the content department: </w:t>
-      </w:r>
-      <w:r>
-        <w:rPr>
-          <w:rFonts w:ascii="MS Gothic" w:eastAsia="MS Gothic" w:hAnsi="MS Gothic" w:cs="MS Gothic" w:hint="eastAsia"/>
-        </w:rPr>
-        <w:t> -</w:t>
-      </w:r>
-      <w:r>
-        <w:t>8 in-house team members, 10 freelancers</w:t>
-      </w:r>
-      <w:r>
-        <w:br/>
-        <w:t>Developed content standards and strategy</w:t>
-      </w:r>
-      <w:r>
-        <w:br/>
-        <w:t>Managed the full content lifecycle: planning, production, distribution, and optimization</w:t>
-      </w:r>
-      <w:r>
-        <w:br/>
-        <w:t>Managed content-related marketing and technical projects</w:t>
-      </w:r>
-      <w:r>
-        <w:br/>
-        <w:t>Oversaw content localization</w:t>
-      </w:r>
-      <w:r>
-        <w:br/>
-        <w:t>Tracked content performance metrics</w:t>
-      </w:r>
-      <w:r>
-        <w:br/>
-        <w:t xml:space="preserve">Oversaw CMS management and improvement </w:t>
-      </w:r>
-      <w:r>
-        <w:br/>
-        <w:t xml:space="preserve">Established and managed the interaction with product marketing, product, sales, and </w:t>
-      </w:r>
+        <w:t>Wrote marketing content about analytics and analytics systems:</w:t>
+      </w:r>
+    </w:p>
+    <w:p>
+      <w:r>
+        <w:t>Blog articles</w:t>
+      </w:r>
+      <w:r>
+        <w:br/>
+        <w:t>How-to guides</w:t>
+      </w:r>
+      <w:r>
+        <w:br/>
+        <w:t>Copy for landing pages</w:t>
+      </w:r>
+      <w:r>
+        <w:br/>
+        <w:t>Posts for social media</w:t>
+      </w:r>
+      <w:r>
+        <w:br/>
+        <w:t>Email marketing sequences</w:t>
+      </w:r>
+    </w:p>
+    <w:p>
+      <w:r>
+        <w:t>Key Results</w:t>
+      </w:r>
+    </w:p>
+    <w:p>
+      <w:pPr>
+        <w:rPr>
+          <w:rFonts w:ascii="MS Gothic" w:eastAsia="MS Gothic" w:hAnsi="MS Gothic" w:cs="MS Gothic"/>
+        </w:rPr>
+      </w:pPr>
+      <w:r>
+        <w:t xml:space="preserve">High-quality marketing content about analytics and analytics systems. </w:t>
+      </w:r>
+      <w:r>
+        <w:rPr>
+          <w:rFonts w:ascii="MS Gothic" w:eastAsia="MS Gothic" w:hAnsi="MS Gothic" w:cs="MS Gothic" w:hint="eastAsia"/>
+        </w:rPr>
+        <w:t> +</w:t>
+      </w:r>
+    </w:p>
+    <w:p>
+      <w:r>
+        <w:t>Examples:</w:t>
+      </w:r>
+      <w:r>
+        <w:rPr>
+          <w:rFonts w:ascii="MS Gothic" w:eastAsia="MS Gothic" w:hAnsi="MS Gothic" w:cs="MS Gothic" w:hint="eastAsia"/>
+        </w:rPr>
+        <w:t> +</w:t>
+      </w:r>
+      <w:r>
+        <w:t xml:space="preserve"> </w:t>
+      </w:r>
+      <w:r>
+        <w:br/>
+      </w:r>
+      <w:hyperlink r:id="rId24" w:history="1">
+        <w:r>
+          <w:rPr>
+            <w:rStyle w:val="Hyperlink"/>
+          </w:rPr>
+          <w:t>How to Evaluate User Behavior and Website Traffic</w:t>
+        </w:r>
+      </w:hyperlink>
+      <w:r>
+        <w:rPr>
+          <w:rFonts w:ascii="MS Gothic" w:eastAsia="MS Gothic" w:hAnsi="MS Gothic" w:cs="MS Gothic" w:hint="eastAsia"/>
+        </w:rPr>
+        <w:t> +</w:t>
+      </w:r>
+      <w:r>
+        <w:t xml:space="preserve"> </w:t>
+      </w:r>
+      <w:r>
+        <w:br/>
+      </w:r>
+      <w:hyperlink r:id="rId25" w:history="1">
+        <w:r>
+          <w:rPr>
+            <w:rStyle w:val="Hyperlink"/>
+          </w:rPr>
+          <w:t>Analysis of Contextual Advertising in Yandex.Direct</w:t>
+        </w:r>
+      </w:hyperlink>
+      <w:r>
+        <w:rPr>
+          <w:rFonts w:ascii="MS Gothic" w:eastAsia="MS Gothic" w:hAnsi="MS Gothic" w:cs="MS Gothic" w:hint="eastAsia"/>
+        </w:rPr>
+        <w:t> +</w:t>
+      </w:r>
+      <w:r>
+        <w:t xml:space="preserve"> </w:t>
+      </w:r>
+      <w:r>
+        <w:br/>
+      </w:r>
+      <w:hyperlink r:id="rId26" w:history="1">
+        <w:r>
+          <w:rPr>
+            <w:rStyle w:val="Hyperlink"/>
+          </w:rPr>
+          <w:t>Roistat Updates for February 2020</w:t>
+        </w:r>
+      </w:hyperlink>
+    </w:p>
+    <w:p>
+      <w:r>
+        <w:t>Role</w:t>
+      </w:r>
+    </w:p>
+    <w:p>
+      <w:r>
+        <w:t>Translator</w:t>
+      </w:r>
+      <w:r>
+        <w:br/>
+        <w:t>Awdee</w:t>
+      </w:r>
+      <w:r>
+        <w:br/>
+        <w:t>Dec 2018 – June 2019</w:t>
+      </w:r>
+    </w:p>
+    <w:p>
+      <w:r>
+        <w:t>Responsibilities</w:t>
+      </w:r>
+    </w:p>
+    <w:p>
+      <w:r>
+        <w:t>Translated articles and videos about UX/UI design for a non-English speaking audience</w:t>
+      </w:r>
+      <w:r>
+        <w:br/>
+        <w:t>Edited the resulting texts to improve the readability of the source articles and adapt them for the audience</w:t>
+      </w:r>
+    </w:p>
+    <w:p>
+      <w:r>
+        <w:t>Key Results</w:t>
+      </w:r>
+    </w:p>
+    <w:p>
       <w:r>
         <w:lastRenderedPageBreak/>
-        <w:t>technical support teams</w:t>
-      </w:r>
-      <w:r>
-        <w:br/>
-        <w:t>Supervised the creation of high-quality content across various formats: articles, landing pages, press releases, case studies, educational tutorials and videos, UX/UI texts, leaflets and brochures, presentations, and white papers</w:t>
+        <w:t>Insightful materials for design professionals. Examples:</w:t>
+      </w:r>
+      <w:r>
+        <w:rPr>
+          <w:rFonts w:ascii="MS Gothic" w:eastAsia="MS Gothic" w:hAnsi="MS Gothic" w:cs="MS Gothic" w:hint="eastAsia"/>
+        </w:rPr>
+        <w:t> +</w:t>
+      </w:r>
+      <w:r>
+        <w:t xml:space="preserve"> </w:t>
+      </w:r>
+      <w:r>
+        <w:br/>
+      </w:r>
+      <w:hyperlink r:id="rId27" w:history="1">
+        <w:r>
+          <w:rPr>
+            <w:rStyle w:val="Hyperlink"/>
+          </w:rPr>
+          <w:t>AI Will Replace Designers But It is Not Bad</w:t>
+        </w:r>
+      </w:hyperlink>
+      <w:r>
+        <w:rPr>
+          <w:rFonts w:ascii="MS Gothic" w:eastAsia="MS Gothic" w:hAnsi="MS Gothic" w:cs="MS Gothic" w:hint="eastAsia"/>
+        </w:rPr>
+        <w:t> +</w:t>
+      </w:r>
+      <w:r>
+        <w:t xml:space="preserve"> </w:t>
+      </w:r>
+      <w:r>
+        <w:br/>
+      </w:r>
+      <w:hyperlink r:id="rId28" w:history="1">
+        <w:r>
+          <w:rPr>
+            <w:rStyle w:val="Hyperlink"/>
+          </w:rPr>
+          <w:t>Color Management: What It Is and How to Set Up</w:t>
+        </w:r>
+        <w:r>
+          <w:rPr>
+            <w:rStyle w:val="Hyperlink"/>
+            <w:rFonts w:ascii="MS Gothic" w:eastAsia="MS Gothic" w:hAnsi="MS Gothic" w:cs="MS Gothic"/>
+          </w:rPr>
+          <w:t xml:space="preserve"> </w:t>
+        </w:r>
+        <w:r>
+          <w:rPr>
+            <w:rStyle w:val="Hyperlink"/>
+          </w:rPr>
+          <w:t>Your Tools</w:t>
+        </w:r>
+      </w:hyperlink>
+      <w:r>
+        <w:rPr>
+          <w:rFonts w:ascii="MS Gothic" w:eastAsia="MS Gothic" w:hAnsi="MS Gothic" w:cs="MS Gothic" w:hint="eastAsia"/>
+        </w:rPr>
+        <w:t> +</w:t>
+      </w:r>
+      <w:r>
+        <w:rPr>
+          <w:rFonts w:ascii="MS Gothic" w:eastAsia="MS Gothic" w:hAnsi="MS Gothic" w:cs="MS Gothic"/>
+        </w:rPr>
+        <w:br/>
+      </w:r>
+      <w:hyperlink r:id="rId29" w:history="1">
+        <w:r>
+          <w:rPr>
+            <w:rStyle w:val="Hyperlink"/>
+          </w:rPr>
+          <w:t>Who Will Make the Next Billion Websites?</w:t>
+        </w:r>
+      </w:hyperlink>
+    </w:p>
+    <w:p>
+      <w:r>
+        <w:t>Role</w:t>
+      </w:r>
+    </w:p>
+    <w:p>
+      <w:r>
+        <w:t>Article Author</w:t>
+      </w:r>
+      <w:r>
+        <w:br/>
+        <w:t>VC</w:t>
+      </w:r>
+      <w:r>
+        <w:br/>
+        <w:t>Aug. 2018 - June 2019</w:t>
+      </w:r>
+    </w:p>
+    <w:p>
+      <w:r>
+        <w:t>Responsibilities</w:t>
+      </w:r>
+    </w:p>
+    <w:p>
+      <w:r>
+        <w:t>Wrote articles about startups and UX/UI design</w:t>
+      </w:r>
+      <w:r>
+        <w:br/>
+        <w:t>Translated articles for a non-English speaking audience</w:t>
       </w:r>
     </w:p>
     <w:p>
@@ -596,80 +1417,122 @@
     </w:p>
     <w:p>
       <w:r>
-        <w:t>SEO metrics growth YoY:</w:t>
-      </w:r>
-      <w:r>
-        <w:rPr>
-          <w:rFonts w:ascii="MS Gothic" w:eastAsia="MS Gothic" w:hAnsi="MS Gothic" w:cs="MS Gothic" w:hint="eastAsia"/>
-        </w:rPr>
-        <w:t> -</w:t>
-      </w:r>
-      <w:r>
-        <w:t xml:space="preserve"> 3.56x sessions (1,2M in total)</w:t>
-      </w:r>
-      <w:r>
-        <w:rPr>
-          <w:rFonts w:ascii="MS Gothic" w:eastAsia="MS Gothic" w:hAnsi="MS Gothic" w:cs="MS Gothic" w:hint="eastAsia"/>
-        </w:rPr>
-        <w:t> -</w:t>
-      </w:r>
-      <w:r>
-        <w:t xml:space="preserve"> 3.65x users </w:t>
-      </w:r>
-      <w:r>
-        <w:rPr>
-          <w:rFonts w:ascii="MS Gothic" w:eastAsia="MS Gothic" w:hAnsi="MS Gothic" w:cs="MS Gothic" w:hint="eastAsia"/>
-        </w:rPr>
-        <w:t> -</w:t>
-      </w:r>
-      <w:r>
-        <w:t xml:space="preserve"> 1.21x engagement rate </w:t>
-      </w:r>
-      <w:r>
-        <w:rPr>
-          <w:rFonts w:ascii="MS Gothic" w:eastAsia="MS Gothic" w:hAnsi="MS Gothic" w:cs="MS Gothic" w:hint="eastAsia"/>
-        </w:rPr>
-        <w:t> -</w:t>
-      </w:r>
-      <w:r>
-        <w:t xml:space="preserve"> 2.03x conversion rate </w:t>
-      </w:r>
-      <w:r>
-        <w:br/>
-        <w:t>PR coverage growth YoY (joint result with the PR specialist): 1.81x mentions</w:t>
-      </w:r>
-      <w:r>
-        <w:br/>
-        <w:t xml:space="preserve">People management achievement: Top 3 in team member satisfaction,  according to the anonymous 2022 </w:t>
-      </w:r>
-      <w:r>
-        <w:rPr>
-          <w:rFonts w:ascii="MS Gothic" w:eastAsia="MS Gothic" w:hAnsi="MS Gothic" w:cs="MS Gothic" w:hint="eastAsia"/>
-        </w:rPr>
-        <w:t> -</w:t>
-      </w:r>
-      <w:r>
-        <w:t xml:space="preserve"> HR survey</w:t>
-      </w:r>
-      <w:r>
-        <w:br/>
-        <w:t>Reduced localization costs by incorporating AI into workflow</w:t>
-      </w:r>
-      <w:r>
-        <w:br/>
-        <w:t xml:space="preserve">Content that meets high standards. Feel free to judge the quality yourself: </w:t>
-      </w:r>
-      <w:hyperlink r:id="rId14" w:history="1">
-        <w:r>
-          <w:rPr>
-            <w:rStyle w:val="Hyperlink"/>
-          </w:rPr>
-          <w:t>Content samples</w:t>
+        <w:t>Engaging articles worth reading. Examples:</w:t>
+      </w:r>
+      <w:r>
+        <w:rPr>
+          <w:rFonts w:ascii="MS Gothic" w:eastAsia="MS Gothic" w:hAnsi="MS Gothic" w:cs="MS Gothic" w:hint="eastAsia"/>
+        </w:rPr>
+        <w:t> +</w:t>
+      </w:r>
+      <w:r>
+        <w:t xml:space="preserve"> </w:t>
+      </w:r>
+      <w:r>
+        <w:br/>
+      </w:r>
+      <w:hyperlink r:id="rId30" w:history="1">
+        <w:r>
+          <w:rPr>
+            <w:rStyle w:val="Hyperlink"/>
+          </w:rPr>
+          <w:t>Charge Your Phone Anywhere: Hourly Rental</w:t>
+        </w:r>
+        <w:r>
+          <w:rPr>
+            <w:rStyle w:val="Hyperlink"/>
+            <w:rFonts w:ascii="MS Gothic" w:eastAsia="MS Gothic" w:hAnsi="MS Gothic" w:cs="MS Gothic"/>
+          </w:rPr>
+          <w:t xml:space="preserve"> </w:t>
+        </w:r>
+        <w:r>
+          <w:rPr>
+            <w:rStyle w:val="Hyperlink"/>
+          </w:rPr>
+          <w:t>Service for Portable Batteries BattBox</w:t>
+        </w:r>
+      </w:hyperlink>
+      <w:r>
+        <w:rPr>
+          <w:rFonts w:ascii="MS Gothic" w:eastAsia="MS Gothic" w:hAnsi="MS Gothic" w:cs="MS Gothic" w:hint="eastAsia"/>
+        </w:rPr>
+        <w:t> +</w:t>
+      </w:r>
+      <w:r>
+        <w:t xml:space="preserve"> </w:t>
+      </w:r>
+      <w:r>
+        <w:br/>
+      </w:r>
+      <w:hyperlink r:id="rId31" w:history="1">
+        <w:r>
+          <w:rPr>
+            <w:rStyle w:val="Hyperlink"/>
+          </w:rPr>
+          <w:t>Like Amazon, Only Cheaper and with Slower</w:t>
+        </w:r>
+        <w:r>
+          <w:rPr>
+            <w:rStyle w:val="Hyperlink"/>
+            <w:rFonts w:ascii="MS Gothic" w:eastAsia="MS Gothic" w:hAnsi="MS Gothic" w:cs="MS Gothic"/>
+          </w:rPr>
+          <w:t xml:space="preserve"> </w:t>
+        </w:r>
+        <w:r>
+          <w:rPr>
+            <w:rStyle w:val="Hyperlink"/>
+          </w:rPr>
+          <w:t>Shipping – The Story of the Most Popular Shopping</w:t>
+        </w:r>
+        <w:r>
+          <w:rPr>
+            <w:rStyle w:val="Hyperlink"/>
+            <w:rFonts w:ascii="MS Gothic" w:eastAsia="MS Gothic" w:hAnsi="MS Gothic" w:cs="MS Gothic"/>
+          </w:rPr>
+          <w:t xml:space="preserve"> </w:t>
+        </w:r>
+        <w:r>
+          <w:rPr>
+            <w:rStyle w:val="Hyperlink"/>
+          </w:rPr>
+          <w:t>App Wish</w:t>
+        </w:r>
+      </w:hyperlink>
+      <w:r>
+        <w:rPr>
+          <w:rFonts w:ascii="MS Gothic" w:eastAsia="MS Gothic" w:hAnsi="MS Gothic" w:cs="MS Gothic" w:hint="eastAsia"/>
+        </w:rPr>
+        <w:t> +</w:t>
+      </w:r>
+      <w:r>
+        <w:t xml:space="preserve"> </w:t>
+      </w:r>
+      <w:r>
+        <w:br/>
+      </w:r>
+      <w:hyperlink r:id="rId32" w:history="1">
+        <w:r>
+          <w:rPr>
+            <w:rStyle w:val="Hyperlink"/>
+          </w:rPr>
+          <w:t>Make a Convenient Chat with Clients – 21 Design</w:t>
+        </w:r>
+        <w:r>
+          <w:rPr>
+            <w:rStyle w:val="Hyperlink"/>
+            <w:rFonts w:ascii="MS Gothic" w:eastAsia="MS Gothic" w:hAnsi="MS Gothic" w:cs="MS Gothic"/>
+          </w:rPr>
+          <w:t> +</w:t>
+        </w:r>
+        <w:r>
+          <w:rPr>
+            <w:rStyle w:val="Hyperlink"/>
+          </w:rPr>
+          <w:t xml:space="preserve"> Recommendations</w:t>
         </w:r>
       </w:hyperlink>
     </w:p>
@@ -680,25 +1543,25 @@
     </w:p>
     <w:p>
       <w:r>
-        <w:t>Lead Technical Writer</w:t>
-      </w:r>
-      <w:r>
-        <w:rPr>
-          <w:rFonts w:ascii="MS Gothic" w:eastAsia="MS Gothic" w:hAnsi="MS Gothic" w:cs="MS Gothic" w:hint="eastAsia"/>
-        </w:rPr>
-        <w:t> -</w:t>
-      </w:r>
-      <w:r>
-        <w:t>(promotion)</w:t>
-      </w:r>
-      <w:r>
-        <w:br/>
-        <w:t>Gcore</w:t>
-      </w:r>
-      <w:r>
-        <w:br/>
-        <w:t>Aug 2021 – May 2022</w:t>
+        <w:t>Copywriter,</w:t>
+      </w:r>
+      <w:r>
+        <w:rPr>
+          <w:rFonts w:ascii="MS Gothic" w:eastAsia="MS Gothic" w:hAnsi="MS Gothic" w:cs="MS Gothic" w:hint="eastAsia"/>
+        </w:rPr>
+        <w:t> +</w:t>
+      </w:r>
+      <w:r>
+        <w:t>Naming Specialist</w:t>
+      </w:r>
+      <w:r>
+        <w:br/>
+        <w:t>Logomachine</w:t>
+      </w:r>
+      <w:r>
+        <w:br/>
+        <w:t>Feb. 2016 - Mar. 2018</w:t>
       </w:r>
     </w:p>
     <w:p>
@@ -708,31 +1571,15 @@
     </w:p>
     <w:p>
       <w:r>
-        <w:t>Led the team of 4 technical writers</w:t>
-      </w:r>
-      <w:r>
-        <w:br/>
-        <w:t>Developed content standards for the product documentation</w:t>
-      </w:r>
-      <w:r>
-        <w:br/>
-        <w:t xml:space="preserve">Supervised the creation of high-quality product documentation articles, UX texts, and technical notification emails. </w:t>
-      </w:r>
-      <w:r>
-        <w:br/>
-        <w:t>Managed the creation of a new Docs-as-Code product documentation system</w:t>
-      </w:r>
-      <w:r>
-        <w:br/>
-        <w:t>Initiated and managed the connection of Google Analytics for the product documentation</w:t>
-      </w:r>
-      <w:r>
-        <w:br/>
-        <w:t>Managed the interaction between the technical writer team, technical support department, and product teams</w:t>
-      </w:r>
-      <w:r>
-        <w:br/>
-        <w:t>Developed a training program for new team members</w:t>
+        <w:t>Wrote texts for client landing pages, booklets, and leaflets</w:t>
+      </w:r>
+      <w:r>
+        <w:br/>
+        <w:t>Wrote Logomachine’s case studies</w:t>
+      </w:r>
+      <w:r>
+        <w:br/>
+        <w:t>Created brand names for clients</w:t>
       </w:r>
     </w:p>
     <w:p>
@@ -742,65 +1589,7 @@
     </w:p>
     <w:p>
       <w:r>
-        <w:t>Documentation user satisfaction rate:</w:t>
-      </w:r>
-      <w:r>
-        <w:rPr>
-          <w:rFonts w:ascii="MS Gothic" w:eastAsia="MS Gothic" w:hAnsi="MS Gothic" w:cs="MS Gothic" w:hint="eastAsia"/>
-        </w:rPr>
-        <w:t> -</w:t>
-      </w:r>
-      <w:r>
-        <w:t xml:space="preserve"> 51% likes growth</w:t>
-      </w:r>
-      <w:r>
-        <w:rPr>
-          <w:rFonts w:ascii="MS Gothic" w:eastAsia="MS Gothic" w:hAnsi="MS Gothic" w:cs="MS Gothic" w:hint="eastAsia"/>
-        </w:rPr>
-        <w:t> -</w:t>
-      </w:r>
-      <w:r>
-        <w:t xml:space="preserve"> 15% dislikes decrease</w:t>
-      </w:r>
-      <w:r>
-        <w:br/>
-        <w:t>New product documentation with Docs-as-Code approach and improved UX.</w:t>
-      </w:r>
-      <w:r>
-        <w:rPr>
-          <w:rFonts w:ascii="MS Gothic" w:eastAsia="MS Gothic" w:hAnsi="MS Gothic" w:cs="MS Gothic" w:hint="eastAsia"/>
-        </w:rPr>
-        <w:t> -</w:t>
-      </w:r>
-      <w:r>
-        <w:t xml:space="preserve"> Compare: </w:t>
-      </w:r>
-      <w:hyperlink r:id="rId15" w:history="1">
-        <w:r>
-          <w:rPr>
-            <w:rStyle w:val="Hyperlink"/>
-          </w:rPr>
-          <w:t>Old vs. new docum</w:t>
-        </w:r>
-        <w:r>
-          <w:rPr>
-            <w:rStyle w:val="Hyperlink"/>
-          </w:rPr>
-          <w:t>e</w:t>
-        </w:r>
-        <w:r>
-          <w:rPr>
-            <w:rStyle w:val="Hyperlink"/>
-          </w:rPr>
-          <w:t>ntation</w:t>
-        </w:r>
-      </w:hyperlink>
-      <w:r>
-        <w:br/>
-        <w:t>High-quality product documentation articles made under my supervision. Examples:</w:t>
+        <w:t>Case studies on successful designs. Examples:</w:t>
       </w:r>
       <w:r>
         <w:rPr>
@@ -812,146 +1601,17 @@
       <w:r>
         <w:t xml:space="preserve"> </w:t>
       </w:r>
-      <w:hyperlink r:id="rId16" w:history="1">
-        <w:r>
-          <w:rPr>
-            <w:rStyle w:val="Hyperlink"/>
-          </w:rPr>
-          <w:t>Create a PVC and bind to a pod</w:t>
-        </w:r>
-      </w:hyperlink>
-      <w:r>
-        <w:rPr>
-          <w:rFonts w:ascii="MS Gothic" w:eastAsia="MS Gothic" w:hAnsi="MS Gothic" w:cs="MS Gothic" w:hint="eastAsia"/>
-        </w:rPr>
-        <w:t> -</w:t>
-      </w:r>
-      <w:r>
-        <w:rPr>
-          <w:rFonts w:ascii="MS Gothic" w:eastAsia="MS Gothic" w:hAnsi="MS Gothic" w:cs="MS Gothic"/>
-        </w:rPr>
-        <w:br/>
-      </w:r>
-      <w:hyperlink r:id="rId17" w:history="1">
-        <w:r>
-          <w:rPr>
-            <w:rStyle w:val="Hyperlink"/>
-          </w:rPr>
-          <w:t>About Image stack</w:t>
-        </w:r>
-      </w:hyperlink>
-      <w:r>
-        <w:rPr>
-          <w:rFonts w:ascii="MS Gothic" w:eastAsia="MS Gothic" w:hAnsi="MS Gothic" w:cs="MS Gothic" w:hint="eastAsia"/>
-        </w:rPr>
-        <w:t> -</w:t>
-      </w:r>
-      <w:r>
-        <w:rPr>
-          <w:rFonts w:ascii="MS Gothic" w:eastAsia="MS Gothic" w:hAnsi="MS Gothic" w:cs="MS Gothic"/>
-        </w:rPr>
-        <w:br/>
-      </w:r>
-      <w:hyperlink r:id="rId18" w:history="1">
-        <w:r>
-          <w:rPr>
-            <w:rStyle w:val="Hyperlink"/>
-          </w:rPr>
-          <w:t>About Function as a Service</w:t>
-        </w:r>
-      </w:hyperlink>
-      <w:r>
-        <w:br/>
-      </w:r>
-      <w:r>
-        <w:t>Google Analytics tracking for the product documentation</w:t>
-      </w:r>
-      <w:r>
-        <w:br/>
-        <w:t>SEO optimization workflow for the articles produced by technical writers</w:t>
-      </w:r>
-    </w:p>
-    <w:p>
-      <w:r>
-        <w:t>Role</w:t>
-      </w:r>
-    </w:p>
-    <w:p>
-      <w:r>
-        <w:t>Technical Writer</w:t>
-      </w:r>
-      <w:r>
-        <w:br/>
-        <w:t>Gcore</w:t>
-      </w:r>
-      <w:r>
-        <w:br/>
-        <w:t>Fev 2021 – July 2021</w:t>
-      </w:r>
-    </w:p>
-    <w:p>
-      <w:r>
-        <w:t>Responsibilities</w:t>
-      </w:r>
-    </w:p>
-    <w:p>
-      <w:r>
-        <w:t>Created product documentation for the following products:</w:t>
-      </w:r>
-    </w:p>
-    <w:p>
-      <w:r>
-        <w:t>Virtual Machines</w:t>
-      </w:r>
-      <w:r>
-        <w:br/>
-        <w:t>Bare Metal</w:t>
-      </w:r>
-      <w:r>
-        <w:br/>
-        <w:t>Managed Kubernetes</w:t>
-      </w:r>
-      <w:r>
-        <w:br/>
-        <w:t>Load Balancers</w:t>
-      </w:r>
-      <w:r>
-        <w:br/>
-        <w:t>Hosting</w:t>
-      </w:r>
-      <w:r>
-        <w:br/>
-        <w:t>Managed Logging</w:t>
-      </w:r>
-      <w:r>
-        <w:br/>
-        <w:t>DNS Hosting</w:t>
-      </w:r>
-      <w:r>
-        <w:br/>
-        <w:t>AI Infrastructure</w:t>
-      </w:r>
-    </w:p>
-    <w:p>
-      <w:r>
-        <w:t>Wrote UX texts and technical notification emails</w:t>
-      </w:r>
-      <w:r>
-        <w:br/>
-        <w:t>Initiated and executed the optimization of the customer support chatbot</w:t>
-      </w:r>
-    </w:p>
-    <w:p>
-      <w:r>
-        <w:t>Key Results</w:t>
-      </w:r>
-    </w:p>
-    <w:p>
-      <w:r>
-        <w:t>Helpful product documentation articles. Examples:</w:t>
-      </w:r>
+      <w:r>
+        <w:br/>
+      </w:r>
+      <w:hyperlink r:id="rId33" w:history="1">
+        <w:r>
+          <w:rPr>
+            <w:rStyle w:val="Hyperlink"/>
+          </w:rPr>
+          <w:t>Ouhlala</w:t>
+        </w:r>
+      </w:hyperlink>
       <w:r>
         <w:rPr>
           <w:rFonts w:ascii="MS Gothic" w:eastAsia="MS Gothic" w:hAnsi="MS Gothic" w:cs="MS Gothic" w:hint="eastAsia"/>
@@ -965,27 +1625,23 @@
       <w:r>
         <w:br/>
       </w:r>
-      <w:hyperlink r:id="rId19" w:history="1">
-        <w:r>
-          <w:rPr>
-            <w:rStyle w:val="Hyperlink"/>
-          </w:rPr>
-          <w:t>Install GUI (desktop environment) on</w:t>
-        </w:r>
-        <w:r>
-          <w:rPr>
-            <w:rStyle w:val="Hyperlink"/>
-            <w:rFonts w:ascii="MS Gothic" w:eastAsia="MS Gothic" w:hAnsi="MS Gothic" w:cs="MS Gothic"/>
-          </w:rPr>
-          <w:t xml:space="preserve"> </w:t>
-        </w:r>
-        <w:r>
-          <w:rPr>
-            <w:rStyle w:val="Hyperlink"/>
-          </w:rPr>
-          <w:t>Ubuntu, CentOS, and Debian</w:t>
-        </w:r>
-      </w:hyperlink>
+      <w:hyperlink r:id="rId34" w:history="1">
+        <w:r>
+          <w:rPr>
+            <w:rStyle w:val="Hyperlink"/>
+          </w:rPr>
+          <w:t>Eazyway</w:t>
+        </w:r>
+      </w:hyperlink>
+      <w:r>
+        <w:br/>
+      </w:r>
+    </w:p>
+    <w:p>
+      <w:r>
+        <w:lastRenderedPageBreak/>
+        <w:t>Naming for startups. Examples of original brand names I created:</w:t>
+      </w:r>
       <w:r>
         <w:rPr>
           <w:rFonts w:ascii="MS Gothic" w:eastAsia="MS Gothic" w:hAnsi="MS Gothic" w:cs="MS Gothic" w:hint="eastAsia"/>
@@ -999,12 +1655,12 @@
       <w:r>
         <w:br/>
       </w:r>
-      <w:hyperlink r:id="rId20" w:history="1">
-        <w:r>
-          <w:rPr>
-            <w:rStyle w:val="Hyperlink"/>
-          </w:rPr>
-          <w:t>About Secure Token</w:t>
+      <w:hyperlink r:id="rId35" w:history="1">
+        <w:r>
+          <w:rPr>
+            <w:rStyle w:val="Hyperlink"/>
+          </w:rPr>
+          <w:t>Delive</w:t>
         </w:r>
       </w:hyperlink>
       <w:r>
@@ -1020,765 +1676,7 @@
       <w:r>
         <w:br/>
       </w:r>
-      <w:hyperlink r:id="rId21" w:history="1">
-        <w:r>
-          <w:rPr>
-            <w:rStyle w:val="Hyperlink"/>
-          </w:rPr>
-          <w:t>About DDoS Protection</w:t>
-        </w:r>
-      </w:hyperlink>
-      <w:r>
-        <w:br/>
-      </w:r>
-      <w:r>
-        <w:t>Increase in the number of requests resolved by the chatbot:</w:t>
-      </w:r>
-      <w:r>
-        <w:rPr>
-          <w:rFonts w:ascii="MS Gothic" w:eastAsia="MS Gothic" w:hAnsi="MS Gothic" w:cs="MS Gothic"/>
-        </w:rPr>
-        <w:t xml:space="preserve"> </w:t>
-      </w:r>
-      <w:r>
-        <w:t>Growth from 2% to 10%</w:t>
-      </w:r>
-    </w:p>
-    <w:p>
-      <w:r>
-        <w:t>Role</w:t>
-      </w:r>
-    </w:p>
-    <w:p>
-      <w:r>
-        <w:t>Senior Content Editor</w:t>
-      </w:r>
-      <w:r>
-        <w:br/>
-        <w:t>Prof-IT</w:t>
-      </w:r>
-      <w:r>
-        <w:br/>
-        <w:t>Apr 2020 – Dec 2020</w:t>
-      </w:r>
-    </w:p>
-    <w:p>
-      <w:r>
-        <w:t>Responsibilities</w:t>
-      </w:r>
-    </w:p>
-    <w:p>
-      <w:r>
-        <w:t>Managed two copywriters</w:t>
-      </w:r>
-      <w:r>
-        <w:br/>
-        <w:t>Edited the texts produced by the copywriters and the marketing specialist</w:t>
-      </w:r>
-      <w:r>
-        <w:br/>
-      </w:r>
-      <w:r>
-        <w:lastRenderedPageBreak/>
-        <w:t>Wrote email newsletters, marketing articles, presentation texts, and landing page texts</w:t>
-      </w:r>
-      <w:r>
-        <w:br/>
-        <w:t>Managed the company’s social networks</w:t>
-      </w:r>
-      <w:r>
-        <w:br/>
-        <w:t>Found new platforms for posting content, negotiated with the media</w:t>
-      </w:r>
-      <w:r>
-        <w:br/>
-        <w:t>Analyzed content effectiveness</w:t>
-      </w:r>
-      <w:r>
-        <w:br/>
-        <w:t>Initiated improvement of the current company content</w:t>
-      </w:r>
-      <w:r>
-        <w:br/>
-        <w:t>Reworked the current main page of the company website</w:t>
-      </w:r>
-    </w:p>
-    <w:p>
-      <w:r>
-        <w:t>Key Results</w:t>
-      </w:r>
-    </w:p>
-    <w:p>
-      <w:r>
-        <w:t xml:space="preserve">28% conversion rate increase for the landing page according to A/B tests. Feel free the result yourself: </w:t>
-      </w:r>
-      <w:r>
-        <w:rPr>
-          <w:rFonts w:ascii="MS Gothic" w:eastAsia="MS Gothic" w:hAnsi="MS Gothic" w:cs="MS Gothic" w:hint="eastAsia"/>
-        </w:rPr>
-        <w:t> -</w:t>
-      </w:r>
-      <w:r>
-        <w:t xml:space="preserve"> </w:t>
-      </w:r>
-      <w:r>
-        <w:br/>
-      </w:r>
-      <w:hyperlink r:id="rId22" w:history="1">
-        <w:r>
-          <w:rPr>
-            <w:rStyle w:val="Hyperlink"/>
-          </w:rPr>
-          <w:t>Old landing page</w:t>
-        </w:r>
-      </w:hyperlink>
-      <w:r>
-        <w:rPr>
-          <w:rFonts w:ascii="MS Gothic" w:eastAsia="MS Gothic" w:hAnsi="MS Gothic" w:cs="MS Gothic" w:hint="eastAsia"/>
-        </w:rPr>
-        <w:t> -</w:t>
-      </w:r>
-      <w:r>
-        <w:t xml:space="preserve"> </w:t>
-      </w:r>
-      <w:r>
-        <w:br/>
-      </w:r>
-      <w:hyperlink r:id="rId23" w:history="1">
-        <w:r>
-          <w:rPr>
-            <w:rStyle w:val="Hyperlink"/>
-          </w:rPr>
-          <w:t>New landing page</w:t>
-        </w:r>
-      </w:hyperlink>
-      <w:r>
-        <w:br/>
-        <w:t>Media coverage achieved by publishing articles on behalf of the company. Examples:</w:t>
-      </w:r>
-      <w:r>
-        <w:rPr>
-          <w:rFonts w:ascii="MS Gothic" w:eastAsia="MS Gothic" w:hAnsi="MS Gothic" w:cs="MS Gothic" w:hint="eastAsia"/>
-        </w:rPr>
-        <w:t> -</w:t>
-      </w:r>
-      <w:r>
-        <w:t xml:space="preserve"> </w:t>
-      </w:r>
-      <w:r>
-        <w:br/>
-      </w:r>
-      <w:hyperlink r:id="rId24" w:history="1">
-        <w:r>
-          <w:rPr>
-            <w:rStyle w:val="Hyperlink"/>
-          </w:rPr>
-          <w:t>A Speaker with a Cute Lisp: How to Set Up a Voice</w:t>
-        </w:r>
-        <w:r>
-          <w:rPr>
-            <w:rStyle w:val="Hyperlink"/>
-            <w:rFonts w:ascii="MS Gothic" w:eastAsia="MS Gothic" w:hAnsi="MS Gothic" w:cs="MS Gothic"/>
-          </w:rPr>
-          <w:t> -</w:t>
-        </w:r>
-        <w:r>
-          <w:rPr>
-            <w:rStyle w:val="Hyperlink"/>
-          </w:rPr>
-          <w:t>Robot So That It Is Not Recognized as a Machine</w:t>
-        </w:r>
-      </w:hyperlink>
-      <w:r>
-        <w:rPr>
-          <w:rFonts w:ascii="MS Gothic" w:eastAsia="MS Gothic" w:hAnsi="MS Gothic" w:cs="MS Gothic" w:hint="eastAsia"/>
-        </w:rPr>
-        <w:t> -</w:t>
-      </w:r>
-      <w:r>
-        <w:t xml:space="preserve"> </w:t>
-      </w:r>
-      <w:r>
-        <w:br/>
-      </w:r>
-      <w:hyperlink r:id="rId25" w:history="1">
-        <w:r>
-          <w:rPr>
-            <w:rStyle w:val="Hyperlink"/>
-          </w:rPr>
-          <w:t>No Kickbacks, No Connections: How to WinTenders Fairly</w:t>
-        </w:r>
-      </w:hyperlink>
-    </w:p>
-    <w:p>
-      <w:r>
-        <w:t>New format for case studies and company presentations developed by me</w:t>
-      </w:r>
-      <w:r>
-        <w:br/>
-      </w:r>
-    </w:p>
-    <w:p>
-      <w:r>
-        <w:t>Role</w:t>
-      </w:r>
-    </w:p>
-    <w:p>
-      <w:r>
-        <w:t>Copywriter</w:t>
-      </w:r>
-      <w:r>
-        <w:br/>
-        <w:t>Roistat</w:t>
-      </w:r>
-      <w:r>
-        <w:br/>
-        <w:t>Sept 2019 – Mar 2020</w:t>
-      </w:r>
-    </w:p>
-    <w:p>
-      <w:r>
-        <w:t>Responsibilities</w:t>
-      </w:r>
-    </w:p>
-    <w:p>
-      <w:r>
-        <w:t>Wrote marketing content about analytics and analytics systems:</w:t>
-      </w:r>
-    </w:p>
-    <w:p>
-      <w:r>
-        <w:t>Blog articles</w:t>
-      </w:r>
-      <w:r>
-        <w:br/>
-        <w:t>How-to guides</w:t>
-      </w:r>
-      <w:r>
-        <w:br/>
-        <w:t>Copy for landing pages</w:t>
-      </w:r>
-      <w:r>
-        <w:br/>
-        <w:t>Posts for social media</w:t>
-      </w:r>
-      <w:r>
-        <w:br/>
-        <w:t>Email marketing sequences</w:t>
-      </w:r>
-    </w:p>
-    <w:p>
-      <w:r>
-        <w:t>Key Results</w:t>
-      </w:r>
-    </w:p>
-    <w:p>
-      <w:pPr>
-        <w:rPr>
-          <w:rFonts w:ascii="MS Gothic" w:eastAsia="MS Gothic" w:hAnsi="MS Gothic" w:cs="MS Gothic"/>
-        </w:rPr>
-      </w:pPr>
-      <w:r>
-        <w:t xml:space="preserve">High-quality marketing content about analytics and analytics systems. </w:t>
-      </w:r>
-      <w:r>
-        <w:rPr>
-          <w:rFonts w:ascii="MS Gothic" w:eastAsia="MS Gothic" w:hAnsi="MS Gothic" w:cs="MS Gothic" w:hint="eastAsia"/>
-        </w:rPr>
-        <w:t> -</w:t>
-      </w:r>
-    </w:p>
-    <w:p>
-      <w:r>
-        <w:t>Examples:</w:t>
-      </w:r>
-      <w:r>
-        <w:rPr>
-          <w:rFonts w:ascii="MS Gothic" w:eastAsia="MS Gothic" w:hAnsi="MS Gothic" w:cs="MS Gothic" w:hint="eastAsia"/>
-        </w:rPr>
-        <w:t> -</w:t>
-      </w:r>
-      <w:r>
-        <w:t xml:space="preserve"> </w:t>
-      </w:r>
-      <w:r>
-        <w:br/>
-      </w:r>
-      <w:hyperlink r:id="rId26" w:history="1">
-        <w:r>
-          <w:rPr>
-            <w:rStyle w:val="Hyperlink"/>
-          </w:rPr>
-          <w:t>How to Evaluate User Behavior and Website Traffic</w:t>
-        </w:r>
-      </w:hyperlink>
-      <w:r>
-        <w:rPr>
-          <w:rFonts w:ascii="MS Gothic" w:eastAsia="MS Gothic" w:hAnsi="MS Gothic" w:cs="MS Gothic" w:hint="eastAsia"/>
-        </w:rPr>
-        <w:t> -</w:t>
-      </w:r>
-      <w:r>
-        <w:t xml:space="preserve"> </w:t>
-      </w:r>
-      <w:r>
-        <w:br/>
-      </w:r>
-      <w:hyperlink r:id="rId27" w:history="1">
-        <w:r>
-          <w:rPr>
-            <w:rStyle w:val="Hyperlink"/>
-          </w:rPr>
-          <w:t>Analysis of Contextual Advertising in Yandex.Direct</w:t>
-        </w:r>
-      </w:hyperlink>
-      <w:r>
-        <w:rPr>
-          <w:rFonts w:ascii="MS Gothic" w:eastAsia="MS Gothic" w:hAnsi="MS Gothic" w:cs="MS Gothic" w:hint="eastAsia"/>
-        </w:rPr>
-        <w:t> -</w:t>
-      </w:r>
-      <w:r>
-        <w:t xml:space="preserve"> </w:t>
-      </w:r>
-      <w:r>
-        <w:br/>
-      </w:r>
-      <w:hyperlink r:id="rId28" w:history="1">
-        <w:r>
-          <w:rPr>
-            <w:rStyle w:val="Hyperlink"/>
-          </w:rPr>
-          <w:t>Roistat Updates for February 2020</w:t>
-        </w:r>
-      </w:hyperlink>
-    </w:p>
-    <w:p>
-      <w:r>
-        <w:t>Role</w:t>
-      </w:r>
-    </w:p>
-    <w:p>
-      <w:r>
-        <w:t>Translator</w:t>
-      </w:r>
-      <w:r>
-        <w:br/>
-        <w:t>Awdee</w:t>
-      </w:r>
-      <w:r>
-        <w:br/>
-        <w:t>Dec 2018 – June 2019</w:t>
-      </w:r>
-    </w:p>
-    <w:p>
-      <w:r>
-        <w:t>Responsibilities</w:t>
-      </w:r>
-    </w:p>
-    <w:p>
-      <w:r>
-        <w:t>Translated articles and videos about UX/UI design for a non-English speaking audience</w:t>
-      </w:r>
-      <w:r>
-        <w:br/>
-        <w:t>Edited the resulting texts to improve the readability of the source articles and adapt them for the audience</w:t>
-      </w:r>
-    </w:p>
-    <w:p>
-      <w:r>
-        <w:t>Key Results</w:t>
-      </w:r>
-    </w:p>
-    <w:p>
-      <w:r>
-        <w:t>Insightful materials for design professionals. Examples:</w:t>
-      </w:r>
-      <w:r>
-        <w:rPr>
-          <w:rFonts w:ascii="MS Gothic" w:eastAsia="MS Gothic" w:hAnsi="MS Gothic" w:cs="MS Gothic" w:hint="eastAsia"/>
-        </w:rPr>
-        <w:t> -</w:t>
-      </w:r>
-      <w:r>
-        <w:t xml:space="preserve"> </w:t>
-      </w:r>
-      <w:r>
-        <w:br/>
-      </w:r>
-      <w:hyperlink r:id="rId29" w:history="1">
-        <w:r>
-          <w:rPr>
-            <w:rStyle w:val="Hyperlink"/>
-          </w:rPr>
-          <w:t>AI Will Replace Designers But It is Not Bad</w:t>
-        </w:r>
-      </w:hyperlink>
-      <w:r>
-        <w:rPr>
-          <w:rFonts w:ascii="MS Gothic" w:eastAsia="MS Gothic" w:hAnsi="MS Gothic" w:cs="MS Gothic" w:hint="eastAsia"/>
-        </w:rPr>
-        <w:t> -</w:t>
-      </w:r>
-      <w:r>
-        <w:t xml:space="preserve"> </w:t>
-      </w:r>
-      <w:r>
-        <w:br/>
-      </w:r>
-      <w:hyperlink r:id="rId30" w:history="1">
-        <w:r>
-          <w:rPr>
-            <w:rStyle w:val="Hyperlink"/>
-          </w:rPr>
-          <w:t>Color Management: What It Is and How to Set Up</w:t>
-        </w:r>
-        <w:r>
-          <w:rPr>
-            <w:rStyle w:val="Hyperlink"/>
-            <w:rFonts w:ascii="MS Gothic" w:eastAsia="MS Gothic" w:hAnsi="MS Gothic" w:cs="MS Gothic"/>
-          </w:rPr>
-          <w:t xml:space="preserve"> </w:t>
-        </w:r>
-        <w:r>
-          <w:rPr>
-            <w:rStyle w:val="Hyperlink"/>
-          </w:rPr>
-          <w:t>Your Tools</w:t>
-        </w:r>
-      </w:hyperlink>
-      <w:r>
-        <w:rPr>
-          <w:rFonts w:ascii="MS Gothic" w:eastAsia="MS Gothic" w:hAnsi="MS Gothic" w:cs="MS Gothic" w:hint="eastAsia"/>
-        </w:rPr>
-        <w:t> -</w:t>
-      </w:r>
-      <w:r>
-        <w:rPr>
-          <w:rFonts w:ascii="MS Gothic" w:eastAsia="MS Gothic" w:hAnsi="MS Gothic" w:cs="MS Gothic"/>
-        </w:rPr>
-        <w:br/>
-      </w:r>
-      <w:hyperlink r:id="rId31" w:history="1">
-        <w:r>
-          <w:rPr>
-            <w:rStyle w:val="Hyperlink"/>
-          </w:rPr>
-          <w:t>Who Will Make the Next Billion Websites?</w:t>
-        </w:r>
-      </w:hyperlink>
-    </w:p>
-    <w:p>
-      <w:r>
-        <w:t>Role</w:t>
-      </w:r>
-    </w:p>
-    <w:p>
-      <w:r>
-        <w:t>Article Author</w:t>
-      </w:r>
-      <w:r>
-        <w:br/>
-        <w:t>VC</w:t>
-      </w:r>
-      <w:r>
-        <w:br/>
-        <w:t>Aug. 2018 - June 2019</w:t>
-      </w:r>
-    </w:p>
-    <w:p>
-      <w:r>
-        <w:t>Responsibilities</w:t>
-      </w:r>
-    </w:p>
-    <w:p>
-      <w:r>
-        <w:t>Wrote articles about startups and UX/UI design</w:t>
-      </w:r>
-      <w:r>
-        <w:br/>
-        <w:t>Translated articles for a non-English speaking audience</w:t>
-      </w:r>
-    </w:p>
-    <w:p>
-      <w:r>
-        <w:t>Key Results</w:t>
-      </w:r>
-    </w:p>
-    <w:p>
-      <w:r>
-        <w:t>Engaging articles worth reading. Examples:</w:t>
-      </w:r>
-      <w:r>
-        <w:rPr>
-          <w:rFonts w:ascii="MS Gothic" w:eastAsia="MS Gothic" w:hAnsi="MS Gothic" w:cs="MS Gothic" w:hint="eastAsia"/>
-        </w:rPr>
-        <w:t> -</w:t>
-      </w:r>
-      <w:r>
-        <w:t xml:space="preserve"> </w:t>
-      </w:r>
-      <w:r>
-        <w:br/>
-      </w:r>
-      <w:hyperlink r:id="rId32" w:history="1">
-        <w:r>
-          <w:rPr>
-            <w:rStyle w:val="Hyperlink"/>
-          </w:rPr>
-          <w:t>Charge Your Phone Anywhere: Hourly Rental</w:t>
-        </w:r>
-        <w:r>
-          <w:rPr>
-            <w:rStyle w:val="Hyperlink"/>
-            <w:rFonts w:ascii="MS Gothic" w:eastAsia="MS Gothic" w:hAnsi="MS Gothic" w:cs="MS Gothic"/>
-          </w:rPr>
-          <w:t xml:space="preserve"> </w:t>
-        </w:r>
-        <w:r>
-          <w:rPr>
-            <w:rStyle w:val="Hyperlink"/>
-          </w:rPr>
-          <w:t>Service for Portable Batteries BattBox</w:t>
-        </w:r>
-      </w:hyperlink>
-      <w:r>
-        <w:rPr>
-          <w:rFonts w:ascii="MS Gothic" w:eastAsia="MS Gothic" w:hAnsi="MS Gothic" w:cs="MS Gothic" w:hint="eastAsia"/>
-        </w:rPr>
-        <w:t> -</w:t>
-      </w:r>
-      <w:r>
-        <w:t xml:space="preserve"> </w:t>
-      </w:r>
-      <w:r>
-        <w:br/>
-      </w:r>
-      <w:hyperlink r:id="rId33" w:history="1">
-        <w:r>
-          <w:rPr>
-            <w:rStyle w:val="Hyperlink"/>
-          </w:rPr>
-          <w:t>Like Amazon, Only Cheaper and with Slower</w:t>
-        </w:r>
-        <w:r>
-          <w:rPr>
-            <w:rStyle w:val="Hyperlink"/>
-            <w:rFonts w:ascii="MS Gothic" w:eastAsia="MS Gothic" w:hAnsi="MS Gothic" w:cs="MS Gothic"/>
-          </w:rPr>
-          <w:t xml:space="preserve"> </w:t>
-        </w:r>
-        <w:r>
-          <w:rPr>
-            <w:rStyle w:val="Hyperlink"/>
-          </w:rPr>
-          <w:t>Shipping – The Story of the Most Popular Shopping</w:t>
-        </w:r>
-        <w:r>
-          <w:rPr>
-            <w:rStyle w:val="Hyperlink"/>
-            <w:rFonts w:ascii="MS Gothic" w:eastAsia="MS Gothic" w:hAnsi="MS Gothic" w:cs="MS Gothic"/>
-          </w:rPr>
-          <w:t xml:space="preserve"> </w:t>
-        </w:r>
-        <w:r>
-          <w:rPr>
-            <w:rStyle w:val="Hyperlink"/>
-          </w:rPr>
-          <w:t>App Wish</w:t>
-        </w:r>
-      </w:hyperlink>
-      <w:r>
-        <w:rPr>
-          <w:rFonts w:ascii="MS Gothic" w:eastAsia="MS Gothic" w:hAnsi="MS Gothic" w:cs="MS Gothic" w:hint="eastAsia"/>
-        </w:rPr>
-        <w:t> -</w:t>
-      </w:r>
-      <w:r>
-        <w:t xml:space="preserve"> </w:t>
-      </w:r>
-      <w:r>
-        <w:br/>
-      </w:r>
-      <w:hyperlink r:id="rId34" w:history="1">
-        <w:r>
-          <w:rPr>
-            <w:rStyle w:val="Hyperlink"/>
-          </w:rPr>
-          <w:t>Make a Convenient Chat with Clients – 21 Design</w:t>
-        </w:r>
-        <w:r>
-          <w:rPr>
-            <w:rStyle w:val="Hyperlink"/>
-            <w:rFonts w:ascii="MS Gothic" w:eastAsia="MS Gothic" w:hAnsi="MS Gothic" w:cs="MS Gothic"/>
-          </w:rPr>
-          <w:t> -</w:t>
-        </w:r>
-        <w:r>
-          <w:rPr>
-            <w:rStyle w:val="Hyperlink"/>
-          </w:rPr>
-          <w:t xml:space="preserve"> Recommendations</w:t>
-        </w:r>
-      </w:hyperlink>
-    </w:p>
-    <w:p>
-      <w:r>
-        <w:t>Role</w:t>
-      </w:r>
-    </w:p>
-    <w:p>
-      <w:r>
-        <w:lastRenderedPageBreak/>
-        <w:t>Copywriter,</w:t>
-      </w:r>
-      <w:r>
-        <w:rPr>
-          <w:rFonts w:ascii="MS Gothic" w:eastAsia="MS Gothic" w:hAnsi="MS Gothic" w:cs="MS Gothic" w:hint="eastAsia"/>
-        </w:rPr>
-        <w:t> -</w:t>
-      </w:r>
-      <w:r>
-        <w:t>Naming Specialist</w:t>
-      </w:r>
-      <w:r>
-        <w:br/>
-        <w:t>Logomachine</w:t>
-      </w:r>
-      <w:r>
-        <w:br/>
-        <w:t>Feb. 2016 - Mar. 2018</w:t>
-      </w:r>
-    </w:p>
-    <w:p>
-      <w:r>
-        <w:t>Responsibilities</w:t>
-      </w:r>
-    </w:p>
-    <w:p>
-      <w:r>
-        <w:t>Wrote texts for client landing pages, booklets, and leaflets</w:t>
-      </w:r>
-      <w:r>
-        <w:br/>
-        <w:t>Wrote Logomachine’s case studies</w:t>
-      </w:r>
-      <w:r>
-        <w:br/>
-        <w:t>Created brand names for clients</w:t>
-      </w:r>
-    </w:p>
-    <w:p>
-      <w:r>
-        <w:t>Key Results</w:t>
-      </w:r>
-    </w:p>
-    <w:p>
-      <w:r>
-        <w:t>Case studies on successful designs. Examples:</w:t>
-      </w:r>
-      <w:r>
-        <w:rPr>
-          <w:rFonts w:ascii="MS Gothic" w:eastAsia="MS Gothic" w:hAnsi="MS Gothic" w:cs="MS Gothic" w:hint="eastAsia"/>
-        </w:rPr>
-        <w:t> -</w:t>
-      </w:r>
-      <w:r>
-        <w:t xml:space="preserve"> </w:t>
-      </w:r>
-      <w:r>
-        <w:br/>
-      </w:r>
-      <w:hyperlink r:id="rId35" w:history="1">
-        <w:r>
-          <w:rPr>
-            <w:rStyle w:val="Hyperlink"/>
-          </w:rPr>
-          <w:t>Ouhlala</w:t>
-        </w:r>
-      </w:hyperlink>
-      <w:r>
-        <w:rPr>
-          <w:rFonts w:ascii="MS Gothic" w:eastAsia="MS Gothic" w:hAnsi="MS Gothic" w:cs="MS Gothic" w:hint="eastAsia"/>
-        </w:rPr>
-        <w:t> -</w:t>
-      </w:r>
-      <w:r>
-        <w:t xml:space="preserve"> </w:t>
-      </w:r>
-      <w:r>
-        <w:br/>
-      </w:r>
       <w:hyperlink r:id="rId36" w:history="1">
-        <w:r>
-          <w:rPr>
-            <w:rStyle w:val="Hyperlink"/>
-          </w:rPr>
-          <w:t>Eazyway</w:t>
-        </w:r>
-      </w:hyperlink>
-      <w:r>
-        <w:br/>
-      </w:r>
-    </w:p>
-    <w:p>
-      <w:r>
-        <w:t>Naming for startups. Examples of original brand names I created:</w:t>
-      </w:r>
-      <w:r>
-        <w:rPr>
-          <w:rFonts w:ascii="MS Gothic" w:eastAsia="MS Gothic" w:hAnsi="MS Gothic" w:cs="MS Gothic" w:hint="eastAsia"/>
-        </w:rPr>
-        <w:t> -</w:t>
-      </w:r>
-      <w:r>
-        <w:t xml:space="preserve"> </w:t>
-      </w:r>
-      <w:r>
-        <w:br/>
-      </w:r>
-      <w:hyperlink r:id="rId37" w:history="1">
-        <w:r>
-          <w:rPr>
-            <w:rStyle w:val="Hyperlink"/>
-          </w:rPr>
-          <w:t>Delive</w:t>
-        </w:r>
-      </w:hyperlink>
-      <w:r>
-        <w:rPr>
-          <w:rFonts w:ascii="MS Gothic" w:eastAsia="MS Gothic" w:hAnsi="MS Gothic" w:cs="MS Gothic" w:hint="eastAsia"/>
-        </w:rPr>
-        <w:t> -</w:t>
-      </w:r>
-      <w:r>
-        <w:t xml:space="preserve"> </w:t>
-      </w:r>
-      <w:r>
-        <w:br/>
-      </w:r>
-      <w:hyperlink r:id="rId38" w:history="1">
         <w:r>
           <w:rPr>
             <w:rStyle w:val="Hyperlink"/>
